--- a/agreements/amendment-collaboration-agreement-ki-tgi-uob/KI-TGI RCA AMENDMENT 2026 v.2.docx
+++ b/agreements/amendment-collaboration-agreement-ki-tgi-uob/KI-TGI RCA AMENDMENT 2026 v.2.docx
@@ -310,15 +310,45 @@
           <w:szCs w:val="28"/>
           <w:lang w:val="en-GB"/>
         </w:rPr>
-        <w:t>Karolinska Institutet</w:t>
-      </w:r>
+        <w:t xml:space="preserve">Karolinska </w:t>
+      </w:r>
+      <w:proofErr w:type="spellStart"/>
+      <w:r>
+        <w:rPr>
+          <w:rFonts w:cs="Arial"/>
+          <w:b/>
+          <w:bCs/>
+          <w:szCs w:val="28"/>
+          <w:lang w:val="en-GB"/>
+        </w:rPr>
+        <w:t>Institutet</w:t>
+      </w:r>
+      <w:proofErr w:type="spellEnd"/>
       <w:r>
         <w:rPr>
           <w:rFonts w:cs="Arial"/>
           <w:szCs w:val="28"/>
           <w:lang w:val="en-GB"/>
         </w:rPr>
-        <w:t>, Department of Global Public Health, Nobels väg 6, 171 77, Stockholm, Sweden, org.nr 202100-2373 (“KI” or “Project Leader”), and</w:t>
+        <w:t xml:space="preserve">, Department of Global Public Health, Nobels </w:t>
+      </w:r>
+      <w:proofErr w:type="spellStart"/>
+      <w:r>
+        <w:rPr>
+          <w:rFonts w:cs="Arial"/>
+          <w:szCs w:val="28"/>
+          <w:lang w:val="en-GB"/>
+        </w:rPr>
+        <w:t>väg</w:t>
+      </w:r>
+      <w:proofErr w:type="spellEnd"/>
+      <w:r>
+        <w:rPr>
+          <w:rFonts w:cs="Arial"/>
+          <w:szCs w:val="28"/>
+          <w:lang w:val="en-GB"/>
+        </w:rPr>
+        <w:t xml:space="preserve"> 6, 171 77, Stockholm, Sweden, org.nr 202100-2373 (“KI” or “Project Leader”), and</w:t>
       </w:r>
     </w:p>
     <w:p>
@@ -367,20 +397,38 @@
           <w:szCs w:val="28"/>
           <w:lang w:val="en-GB"/>
         </w:rPr>
-        <w:t>, with its office at 308 Elegance Tower, Plot No. 8, Jasola District Centre, New Delhi 110025, India and company identification number U74900TG2007NPL055085 (“TGI” or “Study Coordinator”)</w:t>
-      </w:r>
+        <w:t xml:space="preserve">, with its office at 308 Elegance Tower, Plot No. 8, </w:t>
+      </w:r>
+      <w:proofErr w:type="spellStart"/>
       <w:r>
         <w:rPr>
           <w:rFonts w:cs="Arial"/>
           <w:szCs w:val="28"/>
           <w:lang w:val="en-GB"/>
         </w:rPr>
+        <w:t>Jasola</w:t>
+      </w:r>
+      <w:proofErr w:type="spellEnd"/>
+      <w:r>
+        <w:rPr>
+          <w:rFonts w:cs="Arial"/>
+          <w:szCs w:val="28"/>
+          <w:lang w:val="en-GB"/>
+        </w:rPr>
+        <w:t xml:space="preserve"> District Centre, New Delhi 110025, India and company identification number U74900TG2007NPL055085 (“TGI” or “Study Coordinator”)</w:t>
+      </w:r>
+      <w:r>
+        <w:rPr>
+          <w:rFonts w:cs="Arial"/>
+          <w:szCs w:val="28"/>
+          <w:lang w:val="en-GB"/>
+        </w:rPr>
         <w:t>, and</w:t>
       </w:r>
     </w:p>
     <w:p>
       <w:pPr>
-        <w:pStyle w:val="Liststycke"/>
+        <w:pStyle w:val="ListParagraph"/>
         <w:rPr>
           <w:rFonts w:cs="Arial"/>
           <w:szCs w:val="28"/>
@@ -431,6 +479,7 @@
         </w:rPr>
         <w:t xml:space="preserve"> (“</w:t>
       </w:r>
+      <w:proofErr w:type="spellStart"/>
       <w:r>
         <w:rPr>
           <w:snapToGrid w:val="0"/>
@@ -438,6 +487,7 @@
         </w:rPr>
         <w:t>UoB</w:t>
       </w:r>
+      <w:proofErr w:type="spellEnd"/>
       <w:r>
         <w:rPr>
           <w:snapToGrid w:val="0"/>
@@ -455,7 +505,7 @@
     </w:p>
     <w:p>
       <w:pPr>
-        <w:pStyle w:val="Liststycke"/>
+        <w:pStyle w:val="ListParagraph"/>
         <w:rPr>
           <w:snapToGrid w:val="0"/>
           <w:szCs w:val="24"/>
@@ -544,7 +594,6 @@
         </w:rPr>
         <w:t xml:space="preserve">The Parties have a mutual interest in achieving research results regarding the project entitled “Effects of Advanced Trauma Life Support® Training Compared to Standard Care on Adult Trauma Patient Outcomes: </w:t>
       </w:r>
-      <w:commentRangeStart w:id="0"/>
       <w:r>
         <w:rPr>
           <w:szCs w:val="28"/>
@@ -564,24 +613,7 @@
           <w:szCs w:val="28"/>
           <w:lang w:val="en-GB"/>
         </w:rPr>
-        <w:t xml:space="preserve">DVANCE TRAUMA): </w:t>
-      </w:r>
-      <w:commentRangeEnd w:id="0"/>
-      <w:r>
-        <w:rPr>
-          <w:rStyle w:val="Kommentarsreferens"/>
-          <w:sz w:val="24"/>
-          <w:szCs w:val="28"/>
-          <w:lang w:val="en-GB"/>
-        </w:rPr>
-        <w:commentReference w:id="0"/>
-      </w:r>
-      <w:r>
-        <w:rPr>
-          <w:szCs w:val="28"/>
-          <w:lang w:val="en-GB"/>
-        </w:rPr>
-        <w:t>A</w:t>
+        <w:t>DVANCE TRAUMA): A</w:t>
       </w:r>
       <w:r>
         <w:rPr>
@@ -634,7 +666,23 @@
           <w:szCs w:val="28"/>
           <w:lang w:val="en-GB"/>
         </w:rPr>
-        <w:t xml:space="preserve"> grants from the Swedish Research Council (Vetenskapsrådet), and from the Laerdal Foundation, hereinafter referred to as the “Funding Entities” to conduct the Project, (hereinafter the “Research Grant”).</w:t>
+        <w:t xml:space="preserve"> grants from the Swedish Research Council (</w:t>
+      </w:r>
+      <w:proofErr w:type="spellStart"/>
+      <w:r>
+        <w:rPr>
+          <w:szCs w:val="28"/>
+          <w:lang w:val="en-GB"/>
+        </w:rPr>
+        <w:t>Vetenskapsrådet</w:t>
+      </w:r>
+      <w:proofErr w:type="spellEnd"/>
+      <w:r>
+        <w:rPr>
+          <w:szCs w:val="28"/>
+          <w:lang w:val="en-GB"/>
+        </w:rPr>
+        <w:t>), and from the Laerdal Foundation, hereinafter referred to as the “Funding Entities” to conduct the Project, (hereinafter the “Research Grant”).</w:t>
       </w:r>
     </w:p>
     <w:p>
@@ -666,14 +714,30 @@
           <w:szCs w:val="28"/>
           <w:lang w:val="en-GB"/>
         </w:rPr>
-        <w:t>collaboration agreement (hereinafter the “Agreement”) for the purpose of setting out the terms and conditions of the collaboration</w:t>
-      </w:r>
+        <w:t xml:space="preserve">collaboration agreement (hereinafter the “Agreement”) for the purpose of setting out the terms and conditions of the </w:t>
+      </w:r>
+      <w:proofErr w:type="gramStart"/>
       <w:r>
         <w:rPr>
           <w:szCs w:val="28"/>
           <w:lang w:val="en-GB"/>
         </w:rPr>
-        <w:t xml:space="preserve">, and wish to include </w:t>
+        <w:t>collaboration</w:t>
+      </w:r>
+      <w:r>
+        <w:rPr>
+          <w:szCs w:val="28"/>
+          <w:lang w:val="en-GB"/>
+        </w:rPr>
+        <w:t>, and</w:t>
+      </w:r>
+      <w:proofErr w:type="gramEnd"/>
+      <w:r>
+        <w:rPr>
+          <w:szCs w:val="28"/>
+          <w:lang w:val="en-GB"/>
+        </w:rPr>
+        <w:t xml:space="preserve"> wish to include </w:t>
       </w:r>
       <w:r>
         <w:rPr>
@@ -721,12 +785,21 @@
           <w:lang w:val="en-GB"/>
         </w:rPr>
       </w:pPr>
+      <w:proofErr w:type="spellStart"/>
       <w:r>
         <w:rPr>
           <w:szCs w:val="28"/>
           <w:lang w:val="en-GB"/>
         </w:rPr>
-        <w:t xml:space="preserve">UoB wishes to </w:t>
+        <w:t>UoB</w:t>
+      </w:r>
+      <w:proofErr w:type="spellEnd"/>
+      <w:r>
+        <w:rPr>
+          <w:szCs w:val="28"/>
+          <w:lang w:val="en-GB"/>
+        </w:rPr>
+        <w:t xml:space="preserve"> wishes to </w:t>
       </w:r>
       <w:r>
         <w:rPr>
@@ -850,7 +923,7 @@
           <w:szCs w:val="24"/>
         </w:rPr>
       </w:pPr>
-      <w:bookmarkStart w:id="1" w:name="_Ref21013619"/>
+      <w:bookmarkStart w:id="0" w:name="_Ref21013619"/>
     </w:p>
     <w:p>
       <w:pPr>
@@ -923,7 +996,7 @@
     </w:p>
     <w:p>
       <w:pPr>
-        <w:pStyle w:val="Rubrik2"/>
+        <w:pStyle w:val="Heading2"/>
         <w:numPr>
           <w:ilvl w:val="0"/>
           <w:numId w:val="0"/>
@@ -946,6 +1019,7 @@
         </w:rPr>
         <w:t>“</w:t>
       </w:r>
+      <w:proofErr w:type="gramStart"/>
       <w:r>
         <w:rPr>
           <w:rFonts w:ascii="Arial" w:hAnsi="Arial" w:cs="Arial"/>
@@ -972,6 +1046,7 @@
         </w:rPr>
         <w:t xml:space="preserve"> </w:t>
       </w:r>
+      <w:proofErr w:type="spellStart"/>
       <w:r>
         <w:rPr>
           <w:rFonts w:ascii="Arial" w:hAnsi="Arial" w:cs="Arial"/>
@@ -979,7 +1054,18 @@
           <w:highlight w:val="yellow"/>
           <w:lang w:val="en-GB"/>
         </w:rPr>
-        <w:t xml:space="preserve">UoB becomes a new Party to the Agreement upon signature of this Amendment (Attachment 2) by the Parties. Such accession shall have effect from the date identified in the </w:t>
+        <w:t>UoB</w:t>
+      </w:r>
+      <w:proofErr w:type="spellEnd"/>
+      <w:proofErr w:type="gramEnd"/>
+      <w:r>
+        <w:rPr>
+          <w:rFonts w:ascii="Arial" w:hAnsi="Arial" w:cs="Arial"/>
+          <w:sz w:val="20"/>
+          <w:highlight w:val="yellow"/>
+          <w:lang w:val="en-GB"/>
+        </w:rPr>
+        <w:t xml:space="preserve"> becomes a new Party to the Agreement upon signature of this Amendment (Attachment 2) by the Parties. Such accession shall have effect from the date identified in the </w:t>
       </w:r>
       <w:r>
         <w:rPr>
@@ -1124,7 +1210,7 @@
     </w:p>
     <w:p>
       <w:pPr>
-        <w:pStyle w:val="Rubrik3"/>
+        <w:pStyle w:val="Heading3"/>
         <w:numPr>
           <w:ilvl w:val="0"/>
           <w:numId w:val="0"/>
@@ -1164,7 +1250,7 @@
     </w:p>
     <w:p>
       <w:pPr>
-        <w:pStyle w:val="Rubrik3"/>
+        <w:pStyle w:val="Heading3"/>
         <w:numPr>
           <w:ilvl w:val="0"/>
           <w:numId w:val="0"/>
@@ -1196,7 +1282,27 @@
           <w:u w:val="single"/>
           <w:lang w:val="en-GB"/>
         </w:rPr>
-        <w:t>Karolinska Institutet (KI)</w:t>
+        <w:t xml:space="preserve">Karolinska </w:t>
+      </w:r>
+      <w:proofErr w:type="spellStart"/>
+      <w:r>
+        <w:rPr>
+          <w:rFonts w:ascii="Arial" w:hAnsi="Arial" w:cs="Arial"/>
+          <w:sz w:val="20"/>
+          <w:u w:val="single"/>
+          <w:lang w:val="en-GB"/>
+        </w:rPr>
+        <w:t>Institutet</w:t>
+      </w:r>
+      <w:proofErr w:type="spellEnd"/>
+      <w:r>
+        <w:rPr>
+          <w:rFonts w:ascii="Arial" w:hAnsi="Arial" w:cs="Arial"/>
+          <w:sz w:val="20"/>
+          <w:u w:val="single"/>
+          <w:lang w:val="en-GB"/>
+        </w:rPr>
+        <w:t xml:space="preserve"> (KI)</w:t>
       </w:r>
     </w:p>
     <w:p>
@@ -1276,8 +1382,18 @@
           <w:sz w:val="20"/>
           <w:lang w:val="en-GB"/>
         </w:rPr>
-        <w:t>the design of the Trial in collaboration with TGI;</w:t>
-      </w:r>
+        <w:t xml:space="preserve">the design of the Trial in collaboration with </w:t>
+      </w:r>
+      <w:proofErr w:type="gramStart"/>
+      <w:r>
+        <w:rPr>
+          <w:rFonts w:ascii="Arial" w:hAnsi="Arial" w:cs="Arial"/>
+          <w:sz w:val="20"/>
+          <w:lang w:val="en-GB"/>
+        </w:rPr>
+        <w:t>TGI;</w:t>
+      </w:r>
+      <w:proofErr w:type="gramEnd"/>
     </w:p>
     <w:p>
       <w:pPr>
@@ -1300,7 +1416,25 @@
           <w:sz w:val="20"/>
           <w:lang w:val="en-GB"/>
         </w:rPr>
-        <w:t xml:space="preserve">the conduct of statistical analysis of Data and the interpretation of findings in collaboration with University of Birmingham (Karla Hemming); </w:t>
+        <w:t>the conduct of statistical analysis of Data and the interpretation of findings in collaboration with University of Birmingham (Karla Hemming</w:t>
+      </w:r>
+      <w:proofErr w:type="gramStart"/>
+      <w:r>
+        <w:rPr>
+          <w:rFonts w:ascii="Arial" w:hAnsi="Arial" w:cs="Arial"/>
+          <w:sz w:val="20"/>
+          <w:lang w:val="en-GB"/>
+        </w:rPr>
+        <w:t>);</w:t>
+      </w:r>
+      <w:proofErr w:type="gramEnd"/>
+      <w:r>
+        <w:rPr>
+          <w:rFonts w:ascii="Arial" w:hAnsi="Arial" w:cs="Arial"/>
+          <w:sz w:val="20"/>
+          <w:lang w:val="en-GB"/>
+        </w:rPr>
+        <w:t xml:space="preserve"> </w:t>
       </w:r>
     </w:p>
     <w:p>
@@ -1324,7 +1458,25 @@
           <w:sz w:val="20"/>
           <w:lang w:val="en-GB"/>
         </w:rPr>
-        <w:t xml:space="preserve">coordination and drafting of publications; </w:t>
+        <w:t xml:space="preserve">coordination and drafting of </w:t>
+      </w:r>
+      <w:proofErr w:type="gramStart"/>
+      <w:r>
+        <w:rPr>
+          <w:rFonts w:ascii="Arial" w:hAnsi="Arial" w:cs="Arial"/>
+          <w:sz w:val="20"/>
+          <w:lang w:val="en-GB"/>
+        </w:rPr>
+        <w:t>publications;</w:t>
+      </w:r>
+      <w:proofErr w:type="gramEnd"/>
+      <w:r>
+        <w:rPr>
+          <w:rFonts w:ascii="Arial" w:hAnsi="Arial" w:cs="Arial"/>
+          <w:sz w:val="20"/>
+          <w:lang w:val="en-GB"/>
+        </w:rPr>
+        <w:t xml:space="preserve"> </w:t>
       </w:r>
     </w:p>
     <w:p>
@@ -1348,8 +1500,18 @@
           <w:sz w:val="20"/>
           <w:lang w:val="en-GB"/>
         </w:rPr>
-        <w:t>preparation of dissemination messages in collaboration with the other Party;</w:t>
-      </w:r>
+        <w:t xml:space="preserve">preparation of dissemination messages in collaboration with the other </w:t>
+      </w:r>
+      <w:proofErr w:type="gramStart"/>
+      <w:r>
+        <w:rPr>
+          <w:rFonts w:ascii="Arial" w:hAnsi="Arial" w:cs="Arial"/>
+          <w:sz w:val="20"/>
+          <w:lang w:val="en-GB"/>
+        </w:rPr>
+        <w:t>Party;</w:t>
+      </w:r>
+      <w:proofErr w:type="gramEnd"/>
     </w:p>
     <w:p>
       <w:pPr>
@@ -1372,7 +1534,25 @@
           <w:sz w:val="20"/>
           <w:lang w:val="en-GB"/>
         </w:rPr>
-        <w:t xml:space="preserve">compliance with Swedish laws and regulations related to storage of data;  </w:t>
+        <w:t xml:space="preserve">compliance with Swedish laws and regulations related to storage of </w:t>
+      </w:r>
+      <w:proofErr w:type="gramStart"/>
+      <w:r>
+        <w:rPr>
+          <w:rFonts w:ascii="Arial" w:hAnsi="Arial" w:cs="Arial"/>
+          <w:sz w:val="20"/>
+          <w:lang w:val="en-GB"/>
+        </w:rPr>
+        <w:t>data;</w:t>
+      </w:r>
+      <w:proofErr w:type="gramEnd"/>
+      <w:r>
+        <w:rPr>
+          <w:rFonts w:ascii="Arial" w:hAnsi="Arial" w:cs="Arial"/>
+          <w:sz w:val="20"/>
+          <w:lang w:val="en-GB"/>
+        </w:rPr>
+        <w:t xml:space="preserve">  </w:t>
       </w:r>
     </w:p>
     <w:p>
@@ -1398,10 +1578,10 @@
         </w:rPr>
         <w:t xml:space="preserve">registration of the Trial and reporting of results in </w:t>
       </w:r>
-      <w:hyperlink r:id="rId11" w:history="1">
+      <w:hyperlink r:id="rId7" w:history="1">
         <w:r>
           <w:rPr>
-            <w:rStyle w:val="Hyperlnk"/>
+            <w:rStyle w:val="Hyperlink"/>
             <w:rFonts w:ascii="Arial" w:hAnsi="Arial" w:cs="Arial"/>
             <w:sz w:val="20"/>
             <w:lang w:val="en-GB"/>
@@ -1462,7 +1642,7 @@
     </w:p>
     <w:p>
       <w:pPr>
-        <w:pStyle w:val="Rubrik3"/>
+        <w:pStyle w:val="Heading3"/>
         <w:numPr>
           <w:ilvl w:val="0"/>
           <w:numId w:val="0"/>
@@ -1572,8 +1752,18 @@
           <w:sz w:val="20"/>
           <w:lang w:val="en-GB"/>
         </w:rPr>
-        <w:t>the design of the Trial in collaboration with KI and the direction and management of the Trial in India;</w:t>
-      </w:r>
+        <w:t xml:space="preserve">the design of the Trial in collaboration with KI and the direction and management of the Trial in </w:t>
+      </w:r>
+      <w:proofErr w:type="gramStart"/>
+      <w:r>
+        <w:rPr>
+          <w:rFonts w:ascii="Arial" w:hAnsi="Arial" w:cs="Arial"/>
+          <w:sz w:val="20"/>
+          <w:lang w:val="en-GB"/>
+        </w:rPr>
+        <w:t>India;</w:t>
+      </w:r>
+      <w:proofErr w:type="gramEnd"/>
     </w:p>
     <w:p>
       <w:pPr>
@@ -1596,8 +1786,18 @@
           <w:sz w:val="20"/>
           <w:lang w:val="en-GB"/>
         </w:rPr>
-        <w:t>translating the Protocol and additional documentation, including Subject documents and informed consent forms into local language, as appropriate;</w:t>
-      </w:r>
+        <w:t xml:space="preserve">translating the Protocol and additional documentation, including Subject documents and informed consent forms into local language, as </w:t>
+      </w:r>
+      <w:proofErr w:type="gramStart"/>
+      <w:r>
+        <w:rPr>
+          <w:rFonts w:ascii="Arial" w:hAnsi="Arial" w:cs="Arial"/>
+          <w:sz w:val="20"/>
+          <w:lang w:val="en-GB"/>
+        </w:rPr>
+        <w:t>appropriate;</w:t>
+      </w:r>
+      <w:proofErr w:type="gramEnd"/>
     </w:p>
     <w:p>
       <w:pPr>
@@ -1620,8 +1820,18 @@
           <w:sz w:val="20"/>
           <w:lang w:val="en-GB"/>
         </w:rPr>
-        <w:t>engaging Study Sites and any subcontractors and liaising with them and providing them all necessary information to ensure that the Trial is conducted in accordance with the Protocol, GCP and applicable laws;</w:t>
-      </w:r>
+        <w:t xml:space="preserve">engaging Study Sites and any subcontractors and liaising with them and providing them all necessary information to ensure that the Trial is conducted in accordance with the Protocol, GCP and applicable </w:t>
+      </w:r>
+      <w:proofErr w:type="gramStart"/>
+      <w:r>
+        <w:rPr>
+          <w:rFonts w:ascii="Arial" w:hAnsi="Arial" w:cs="Arial"/>
+          <w:sz w:val="20"/>
+          <w:lang w:val="en-GB"/>
+        </w:rPr>
+        <w:t>laws;</w:t>
+      </w:r>
+      <w:proofErr w:type="gramEnd"/>
     </w:p>
     <w:p>
       <w:pPr>
@@ -1644,8 +1854,18 @@
           <w:sz w:val="20"/>
           <w:lang w:val="en-GB"/>
         </w:rPr>
-        <w:t>entering into appropriate written agreements with the Study Sites for the conduct of the Trial, in accordance with applicable laws, to ensure recruitment of Subjects and collection of Data,;</w:t>
-      </w:r>
+        <w:t xml:space="preserve">entering into appropriate written agreements with the Study Sites for the conduct of the Trial, in accordance with applicable laws, to ensure recruitment of Subjects and collection of </w:t>
+      </w:r>
+      <w:proofErr w:type="gramStart"/>
+      <w:r>
+        <w:rPr>
+          <w:rFonts w:ascii="Arial" w:hAnsi="Arial" w:cs="Arial"/>
+          <w:sz w:val="20"/>
+          <w:lang w:val="en-GB"/>
+        </w:rPr>
+        <w:t>Data,;</w:t>
+      </w:r>
+      <w:proofErr w:type="gramEnd"/>
     </w:p>
     <w:p>
       <w:pPr>
@@ -1668,8 +1888,18 @@
           <w:sz w:val="20"/>
           <w:lang w:val="en-GB"/>
         </w:rPr>
-        <w:t>monitoring the Trial;</w:t>
-      </w:r>
+        <w:t xml:space="preserve">monitoring the </w:t>
+      </w:r>
+      <w:proofErr w:type="gramStart"/>
+      <w:r>
+        <w:rPr>
+          <w:rFonts w:ascii="Arial" w:hAnsi="Arial" w:cs="Arial"/>
+          <w:sz w:val="20"/>
+          <w:lang w:val="en-GB"/>
+        </w:rPr>
+        <w:t>Trial;</w:t>
+      </w:r>
+      <w:proofErr w:type="gramEnd"/>
     </w:p>
     <w:p>
       <w:pPr>
@@ -1716,7 +1946,25 @@
           <w:sz w:val="20"/>
           <w:lang w:val="en-GB"/>
         </w:rPr>
-        <w:t xml:space="preserve">collecting, documenting and reporting patient data and reporting serious adverse events; </w:t>
+        <w:t xml:space="preserve">collecting, documenting and reporting patient data and reporting serious adverse </w:t>
+      </w:r>
+      <w:proofErr w:type="gramStart"/>
+      <w:r>
+        <w:rPr>
+          <w:rFonts w:ascii="Arial" w:hAnsi="Arial" w:cs="Arial"/>
+          <w:sz w:val="20"/>
+          <w:lang w:val="en-GB"/>
+        </w:rPr>
+        <w:t>events;</w:t>
+      </w:r>
+      <w:proofErr w:type="gramEnd"/>
+      <w:r>
+        <w:rPr>
+          <w:rFonts w:ascii="Arial" w:hAnsi="Arial" w:cs="Arial"/>
+          <w:sz w:val="20"/>
+          <w:lang w:val="en-GB"/>
+        </w:rPr>
+        <w:t xml:space="preserve"> </w:t>
       </w:r>
     </w:p>
     <w:p>
@@ -1740,8 +1988,18 @@
           <w:sz w:val="20"/>
           <w:lang w:val="en-GB"/>
         </w:rPr>
-        <w:t>ensuring Data quality;</w:t>
-      </w:r>
+        <w:t xml:space="preserve">ensuring Data </w:t>
+      </w:r>
+      <w:proofErr w:type="gramStart"/>
+      <w:r>
+        <w:rPr>
+          <w:rFonts w:ascii="Arial" w:hAnsi="Arial" w:cs="Arial"/>
+          <w:sz w:val="20"/>
+          <w:lang w:val="en-GB"/>
+        </w:rPr>
+        <w:t>quality;</w:t>
+      </w:r>
+      <w:proofErr w:type="gramEnd"/>
     </w:p>
     <w:p>
       <w:pPr>
@@ -1764,8 +2022,18 @@
           <w:sz w:val="20"/>
           <w:lang w:val="en-GB"/>
         </w:rPr>
-        <w:t>Data storage;</w:t>
-      </w:r>
+        <w:t xml:space="preserve">Data </w:t>
+      </w:r>
+      <w:proofErr w:type="gramStart"/>
+      <w:r>
+        <w:rPr>
+          <w:rFonts w:ascii="Arial" w:hAnsi="Arial" w:cs="Arial"/>
+          <w:sz w:val="20"/>
+          <w:lang w:val="en-GB"/>
+        </w:rPr>
+        <w:t>storage;</w:t>
+      </w:r>
+      <w:proofErr w:type="gramEnd"/>
     </w:p>
     <w:p>
       <w:pPr>
@@ -1788,7 +2056,25 @@
           <w:sz w:val="20"/>
           <w:lang w:val="en-GB"/>
         </w:rPr>
-        <w:t xml:space="preserve">reporting serious breaches; </w:t>
+        <w:t xml:space="preserve">reporting serious </w:t>
+      </w:r>
+      <w:proofErr w:type="gramStart"/>
+      <w:r>
+        <w:rPr>
+          <w:rFonts w:ascii="Arial" w:hAnsi="Arial" w:cs="Arial"/>
+          <w:sz w:val="20"/>
+          <w:lang w:val="en-GB"/>
+        </w:rPr>
+        <w:t>breaches;</w:t>
+      </w:r>
+      <w:proofErr w:type="gramEnd"/>
+      <w:r>
+        <w:rPr>
+          <w:rFonts w:ascii="Arial" w:hAnsi="Arial" w:cs="Arial"/>
+          <w:sz w:val="20"/>
+          <w:lang w:val="en-GB"/>
+        </w:rPr>
+        <w:t xml:space="preserve"> </w:t>
       </w:r>
     </w:p>
     <w:p>
@@ -1812,7 +2098,25 @@
           <w:sz w:val="20"/>
           <w:lang w:val="en-GB"/>
         </w:rPr>
-        <w:t xml:space="preserve">any coordinating activities in accordance with the Protocol; </w:t>
+        <w:t xml:space="preserve">any coordinating activities in accordance with the </w:t>
+      </w:r>
+      <w:proofErr w:type="gramStart"/>
+      <w:r>
+        <w:rPr>
+          <w:rFonts w:ascii="Arial" w:hAnsi="Arial" w:cs="Arial"/>
+          <w:sz w:val="20"/>
+          <w:lang w:val="en-GB"/>
+        </w:rPr>
+        <w:t>Protocol;</w:t>
+      </w:r>
+      <w:proofErr w:type="gramEnd"/>
+      <w:r>
+        <w:rPr>
+          <w:rFonts w:ascii="Arial" w:hAnsi="Arial" w:cs="Arial"/>
+          <w:sz w:val="20"/>
+          <w:lang w:val="en-GB"/>
+        </w:rPr>
+        <w:t xml:space="preserve"> </w:t>
       </w:r>
     </w:p>
     <w:p>
@@ -1836,8 +2140,18 @@
           <w:sz w:val="20"/>
           <w:lang w:val="en-GB"/>
         </w:rPr>
-        <w:t>being a contact point for receiving all questions from Subjects, Principal Investigators and national regulatory authorities regarding the Trial and providing answers to them;</w:t>
-      </w:r>
+        <w:t xml:space="preserve">being a contact point for receiving all questions from Subjects, Principal Investigators and national regulatory authorities regarding the Trial and providing answers to </w:t>
+      </w:r>
+      <w:proofErr w:type="gramStart"/>
+      <w:r>
+        <w:rPr>
+          <w:rFonts w:ascii="Arial" w:hAnsi="Arial" w:cs="Arial"/>
+          <w:sz w:val="20"/>
+          <w:lang w:val="en-GB"/>
+        </w:rPr>
+        <w:t>them;</w:t>
+      </w:r>
+      <w:proofErr w:type="gramEnd"/>
     </w:p>
     <w:p>
       <w:pPr>
@@ -1854,7 +2168,7 @@
           <w:lang w:val="en-GB"/>
         </w:rPr>
       </w:pPr>
-      <w:bookmarkStart w:id="2" w:name="_Hlk183004448"/>
+      <w:bookmarkStart w:id="1" w:name="_Hlk183004448"/>
       <w:r>
         <w:rPr>
           <w:rFonts w:ascii="Arial" w:hAnsi="Arial" w:cs="Arial"/>
@@ -1863,7 +2177,7 @@
         </w:rPr>
         <w:t>contributing to analyses, interpretation of findings</w:t>
       </w:r>
-      <w:bookmarkEnd w:id="2"/>
+      <w:bookmarkEnd w:id="1"/>
       <w:r>
         <w:rPr>
           <w:rFonts w:ascii="Arial" w:hAnsi="Arial" w:cs="Arial"/>
@@ -1896,6 +2210,7 @@
         </w:rPr>
         <w:t xml:space="preserve">contributing to drafting publications and shaping dissemination messages in collaboration with KI and with </w:t>
       </w:r>
+      <w:proofErr w:type="spellStart"/>
       <w:r>
         <w:rPr>
           <w:rFonts w:ascii="Arial" w:hAnsi="Arial" w:cs="Arial"/>
@@ -1904,6 +2219,7 @@
         </w:rPr>
         <w:t>UoB</w:t>
       </w:r>
+      <w:proofErr w:type="spellEnd"/>
       <w:r>
         <w:rPr>
           <w:rFonts w:ascii="Arial" w:hAnsi="Arial" w:cs="Arial"/>
@@ -2064,7 +2380,29 @@
           <w:u w:val="single"/>
           <w:lang w:val="en-GB"/>
         </w:rPr>
-        <w:t xml:space="preserve"> (UoB)</w:t>
+        <w:t xml:space="preserve"> (</w:t>
+      </w:r>
+      <w:proofErr w:type="spellStart"/>
+      <w:r>
+        <w:rPr>
+          <w:rFonts w:ascii="Arial" w:hAnsi="Arial" w:cs="Arial"/>
+          <w:sz w:val="20"/>
+          <w:highlight w:val="yellow"/>
+          <w:u w:val="single"/>
+          <w:lang w:val="en-GB"/>
+        </w:rPr>
+        <w:t>UoB</w:t>
+      </w:r>
+      <w:proofErr w:type="spellEnd"/>
+      <w:r>
+        <w:rPr>
+          <w:rFonts w:ascii="Arial" w:hAnsi="Arial" w:cs="Arial"/>
+          <w:sz w:val="20"/>
+          <w:highlight w:val="yellow"/>
+          <w:u w:val="single"/>
+          <w:lang w:val="en-GB"/>
+        </w:rPr>
+        <w:t>)</w:t>
       </w:r>
     </w:p>
     <w:p>
@@ -2081,6 +2419,7 @@
           <w:sz w:val="20"/>
         </w:rPr>
       </w:pPr>
+      <w:proofErr w:type="spellStart"/>
       <w:r>
         <w:rPr>
           <w:rFonts w:ascii="Arial" w:hAnsi="Arial" w:cs="Arial"/>
@@ -2089,7 +2428,40 @@
           <w:sz w:val="20"/>
           <w:highlight w:val="yellow"/>
         </w:rPr>
-        <w:t>UoB will contribute with expertise and know-how regarding the design of the trial and data analysis. UoB will also contribute to joint publications and dissemination messages in collaboration with KI and TGI.</w:t>
+        <w:t>UoB</w:t>
+      </w:r>
+      <w:proofErr w:type="spellEnd"/>
+      <w:r>
+        <w:rPr>
+          <w:rFonts w:ascii="Arial" w:hAnsi="Arial" w:cs="Arial"/>
+          <w:iCs/>
+          <w:snapToGrid w:val="0"/>
+          <w:sz w:val="20"/>
+          <w:highlight w:val="yellow"/>
+        </w:rPr>
+        <w:t xml:space="preserve"> will contribute with expertise and know-how regarding the design of the trial and data analysis. </w:t>
+      </w:r>
+      <w:proofErr w:type="spellStart"/>
+      <w:r>
+        <w:rPr>
+          <w:rFonts w:ascii="Arial" w:hAnsi="Arial" w:cs="Arial"/>
+          <w:iCs/>
+          <w:snapToGrid w:val="0"/>
+          <w:sz w:val="20"/>
+          <w:highlight w:val="yellow"/>
+        </w:rPr>
+        <w:t>UoB</w:t>
+      </w:r>
+      <w:proofErr w:type="spellEnd"/>
+      <w:r>
+        <w:rPr>
+          <w:rFonts w:ascii="Arial" w:hAnsi="Arial" w:cs="Arial"/>
+          <w:iCs/>
+          <w:snapToGrid w:val="0"/>
+          <w:sz w:val="20"/>
+          <w:highlight w:val="yellow"/>
+        </w:rPr>
+        <w:t xml:space="preserve"> will also contribute to joint publications and dissemination messages in collaboration with KI and TGI.</w:t>
       </w:r>
       <w:r>
         <w:rPr>
@@ -2167,7 +2539,7 @@
     </w:p>
     <w:p>
       <w:pPr>
-        <w:pStyle w:val="Rubrik3"/>
+        <w:pStyle w:val="Heading3"/>
         <w:numPr>
           <w:ilvl w:val="0"/>
           <w:numId w:val="0"/>
@@ -2216,7 +2588,27 @@
           <w:highlight w:val="yellow"/>
           <w:lang w:val="en-GB"/>
         </w:rPr>
-        <w:t>For the avoidance of doubt, no Personal Data will be transferred to UoB under the scope of the Project</w:t>
+        <w:t xml:space="preserve">For the avoidance of doubt, no Personal Data will be transferred to </w:t>
+      </w:r>
+      <w:proofErr w:type="spellStart"/>
+      <w:r>
+        <w:rPr>
+          <w:rFonts w:ascii="Arial" w:hAnsi="Arial" w:cs="Arial"/>
+          <w:sz w:val="20"/>
+          <w:highlight w:val="yellow"/>
+          <w:lang w:val="en-GB"/>
+        </w:rPr>
+        <w:t>UoB</w:t>
+      </w:r>
+      <w:proofErr w:type="spellEnd"/>
+      <w:r>
+        <w:rPr>
+          <w:rFonts w:ascii="Arial" w:hAnsi="Arial" w:cs="Arial"/>
+          <w:sz w:val="20"/>
+          <w:highlight w:val="yellow"/>
+          <w:lang w:val="en-GB"/>
+        </w:rPr>
+        <w:t xml:space="preserve"> under the scope of the Project</w:t>
       </w:r>
       <w:r>
         <w:rPr>
@@ -2362,7 +2754,7 @@
     </w:p>
     <w:p>
       <w:pPr>
-        <w:pStyle w:val="Liststycke"/>
+        <w:pStyle w:val="ListParagraph"/>
         <w:widowControl w:val="0"/>
         <w:numPr>
           <w:ilvl w:val="0"/>
@@ -2392,7 +2784,7 @@
     </w:p>
     <w:p>
       <w:pPr>
-        <w:pStyle w:val="Liststycke"/>
+        <w:pStyle w:val="ListParagraph"/>
         <w:widowControl w:val="0"/>
         <w:numPr>
           <w:ilvl w:val="0"/>
@@ -2409,6 +2801,7 @@
           <w:lang w:val="sv-SE"/>
         </w:rPr>
       </w:pPr>
+      <w:proofErr w:type="spellStart"/>
       <w:r>
         <w:rPr>
           <w:rFonts w:ascii="Arial" w:hAnsi="Arial" w:cs="Arial"/>
@@ -2417,12 +2810,45 @@
           <w:sz w:val="20"/>
           <w:lang w:val="sv-SE"/>
         </w:rPr>
-        <w:t>Vivekanand Jha at TGI</w:t>
-      </w:r>
-    </w:p>
-    <w:p>
-      <w:pPr>
-        <w:pStyle w:val="Liststycke"/>
+        <w:t>Vivekanand</w:t>
+      </w:r>
+      <w:proofErr w:type="spellEnd"/>
+      <w:r>
+        <w:rPr>
+          <w:rFonts w:ascii="Arial" w:hAnsi="Arial" w:cs="Arial"/>
+          <w:iCs/>
+          <w:snapToGrid w:val="0"/>
+          <w:sz w:val="20"/>
+          <w:lang w:val="sv-SE"/>
+        </w:rPr>
+        <w:t xml:space="preserve"> </w:t>
+      </w:r>
+      <w:proofErr w:type="spellStart"/>
+      <w:r>
+        <w:rPr>
+          <w:rFonts w:ascii="Arial" w:hAnsi="Arial" w:cs="Arial"/>
+          <w:iCs/>
+          <w:snapToGrid w:val="0"/>
+          <w:sz w:val="20"/>
+          <w:lang w:val="sv-SE"/>
+        </w:rPr>
+        <w:t>Jha</w:t>
+      </w:r>
+      <w:proofErr w:type="spellEnd"/>
+      <w:r>
+        <w:rPr>
+          <w:rFonts w:ascii="Arial" w:hAnsi="Arial" w:cs="Arial"/>
+          <w:iCs/>
+          <w:snapToGrid w:val="0"/>
+          <w:sz w:val="20"/>
+          <w:lang w:val="sv-SE"/>
+        </w:rPr>
+        <w:t xml:space="preserve"> at TGI</w:t>
+      </w:r>
+    </w:p>
+    <w:p>
+      <w:pPr>
+        <w:pStyle w:val="ListParagraph"/>
         <w:widowControl w:val="0"/>
         <w:numPr>
           <w:ilvl w:val="0"/>
@@ -2591,8 +3017,21 @@
           <w:highlight w:val="yellow"/>
           <w:lang w:val="en-GB"/>
         </w:rPr>
-        <w:t>and UoB</w:t>
-      </w:r>
+        <w:t xml:space="preserve">and </w:t>
+      </w:r>
+      <w:proofErr w:type="spellStart"/>
+      <w:r>
+        <w:rPr>
+          <w:rFonts w:ascii="Arial" w:hAnsi="Arial" w:cs="Arial"/>
+          <w:iCs/>
+          <w:snapToGrid w:val="0"/>
+          <w:sz w:val="20"/>
+          <w:highlight w:val="yellow"/>
+          <w:lang w:val="en-GB"/>
+        </w:rPr>
+        <w:t>UoB</w:t>
+      </w:r>
+      <w:proofErr w:type="spellEnd"/>
       <w:r>
         <w:rPr>
           <w:rFonts w:ascii="Arial" w:hAnsi="Arial" w:cs="Arial"/>
@@ -2704,37 +3143,14 @@
           <w:snapToGrid w:val="0"/>
           <w:szCs w:val="24"/>
         </w:rPr>
-        <w:t>7.1.1.</w:t>
-      </w:r>
-      <w:r>
-        <w:rPr>
-          <w:b/>
-          <w:bCs/>
-          <w:snapToGrid w:val="0"/>
-          <w:szCs w:val="24"/>
-        </w:rPr>
-        <w:t>4</w:t>
-      </w:r>
-      <w:r>
-        <w:rPr>
-          <w:snapToGrid w:val="0"/>
-          <w:szCs w:val="24"/>
-        </w:rPr>
-        <w:t xml:space="preserve"> of the Agreement is hereby amended by deleting the existing Article 7.1.1.</w:t>
-      </w:r>
-      <w:r>
-        <w:rPr>
-          <w:snapToGrid w:val="0"/>
-          <w:szCs w:val="24"/>
-        </w:rPr>
-        <w:t>4</w:t>
-      </w:r>
-      <w:r>
-        <w:rPr>
-          <w:snapToGrid w:val="0"/>
-          <w:szCs w:val="24"/>
-        </w:rPr>
-        <w:t xml:space="preserve"> and replacing it with the following wording:</w:t>
+        <w:t>7.1.1.4</w:t>
+      </w:r>
+      <w:r>
+        <w:rPr>
+          <w:snapToGrid w:val="0"/>
+          <w:szCs w:val="24"/>
+        </w:rPr>
+        <w:t xml:space="preserve"> of the Agreement is hereby amended by deleting the existing Article 7.1.1.4 and replacing it with the following wording:</w:t>
       </w:r>
     </w:p>
     <w:p>
@@ -2764,15 +3180,7 @@
           <w:sz w:val="20"/>
           <w:lang w:val="en-GB"/>
         </w:rPr>
-        <w:t>“</w:t>
-      </w:r>
-      <w:r>
-        <w:rPr>
-          <w:rFonts w:ascii="Arial" w:hAnsi="Arial" w:cs="Arial"/>
-          <w:sz w:val="20"/>
-          <w:lang w:val="en-GB"/>
-        </w:rPr>
-        <w:t xml:space="preserve">TGI </w:t>
+        <w:t xml:space="preserve">“TGI </w:t>
       </w:r>
       <w:r>
         <w:rPr>
@@ -2781,23 +3189,26 @@
           <w:highlight w:val="yellow"/>
           <w:lang w:val="en-GB"/>
         </w:rPr>
-        <w:t>and UoB</w:t>
-      </w:r>
-      <w:r>
-        <w:rPr>
-          <w:rFonts w:ascii="Arial" w:hAnsi="Arial" w:cs="Arial"/>
-          <w:sz w:val="20"/>
-          <w:lang w:val="en-GB"/>
-        </w:rPr>
-        <w:t xml:space="preserve"> </w:t>
-      </w:r>
-      <w:r>
-        <w:rPr>
-          <w:rFonts w:ascii="Arial" w:hAnsi="Arial" w:cs="Arial"/>
-          <w:sz w:val="20"/>
-          <w:lang w:val="en-GB"/>
-        </w:rPr>
-        <w:t>shall notify KI if a grant is offered or received from another funding body for the same or similar research during the Project. This notification must specifically indicate the extent to which another funding body could influence the implementation, analysis, interpretation and reporting of the Results.</w:t>
+        <w:t xml:space="preserve">and </w:t>
+      </w:r>
+      <w:proofErr w:type="spellStart"/>
+      <w:r>
+        <w:rPr>
+          <w:rFonts w:ascii="Arial" w:hAnsi="Arial" w:cs="Arial"/>
+          <w:sz w:val="20"/>
+          <w:highlight w:val="yellow"/>
+          <w:lang w:val="en-GB"/>
+        </w:rPr>
+        <w:t>UoB</w:t>
+      </w:r>
+      <w:proofErr w:type="spellEnd"/>
+      <w:r>
+        <w:rPr>
+          <w:rFonts w:ascii="Arial" w:hAnsi="Arial" w:cs="Arial"/>
+          <w:sz w:val="20"/>
+          <w:lang w:val="en-GB"/>
+        </w:rPr>
+        <w:t xml:space="preserve"> shall notify KI if a grant is offered or received from another funding body for the same or similar research during the Project. This notification must specifically indicate the extent to which another funding body could influence the implementation, analysis, interpretation and reporting of the Results.</w:t>
       </w:r>
       <w:r>
         <w:rPr>
@@ -2905,7 +3316,7 @@
           </w:tcPr>
           <w:p>
             <w:pPr>
-              <w:pStyle w:val="Brdtext3"/>
+              <w:pStyle w:val="BodyText3"/>
               <w:keepNext/>
               <w:suppressLineNumbers/>
               <w:suppressAutoHyphens/>
@@ -2957,11 +3368,47 @@
                 <w:szCs w:val="20"/>
                 <w:highlight w:val="yellow"/>
               </w:rPr>
-              <w:t>or UoB</w:t>
+              <w:t xml:space="preserve">or </w:t>
+            </w:r>
+            <w:proofErr w:type="spellStart"/>
+            <w:r>
+              <w:rPr>
+                <w:rFonts w:ascii="Arial" w:hAnsi="Arial"/>
+                <w:sz w:val="20"/>
+                <w:szCs w:val="20"/>
+                <w:highlight w:val="yellow"/>
+              </w:rPr>
+              <w:t>UoB</w:t>
+            </w:r>
+            <w:proofErr w:type="spellEnd"/>
+            <w:r>
+              <w:rPr>
+                <w:rFonts w:ascii="Arial" w:hAnsi="Arial"/>
+                <w:sz w:val="20"/>
+                <w:szCs w:val="20"/>
+              </w:rPr>
+              <w:t xml:space="preserve"> </w:t>
+            </w:r>
+            <w:proofErr w:type="gramStart"/>
+            <w:r>
+              <w:rPr>
+                <w:rFonts w:ascii="Arial" w:hAnsi="Arial"/>
+                <w:sz w:val="20"/>
+                <w:szCs w:val="20"/>
+              </w:rPr>
+              <w:t>in the event that</w:t>
+            </w:r>
+            <w:proofErr w:type="gramEnd"/>
+            <w:r>
+              <w:rPr>
+                <w:rFonts w:ascii="Arial" w:hAnsi="Arial"/>
+                <w:sz w:val="20"/>
+                <w:szCs w:val="20"/>
+              </w:rPr>
+              <w:t>, for any reason not attributable the Project Leader’s fault, any payment to KI, which would otherwise have been payable shall be withheld, delayed or adjusted by the Funding Entities.</w:t>
             </w:r>
             <w:r>
               <w:rPr>
-                <w:rFonts w:ascii="Arial" w:hAnsi="Arial"/>
                 <w:sz w:val="20"/>
                 <w:szCs w:val="20"/>
               </w:rPr>
@@ -2973,21 +3420,6 @@
                 <w:sz w:val="20"/>
                 <w:szCs w:val="20"/>
               </w:rPr>
-              <w:t>in the event that, for any reason not attributable the Project Leader’s fault, any payment to KI, which would otherwise have been payable shall be withheld, delayed or adjusted by the Funding Entities.</w:t>
-            </w:r>
-            <w:r>
-              <w:rPr>
-                <w:sz w:val="20"/>
-                <w:szCs w:val="20"/>
-              </w:rPr>
-              <w:t xml:space="preserve"> </w:t>
-            </w:r>
-            <w:r>
-              <w:rPr>
-                <w:rFonts w:ascii="Arial" w:hAnsi="Arial"/>
-                <w:sz w:val="20"/>
-                <w:szCs w:val="20"/>
-              </w:rPr>
               <w:t xml:space="preserve">KI’s sole financial obligation under this Agreement shall be to forward the payments allocated to </w:t>
             </w:r>
             <w:r>
@@ -3006,8 +3438,19 @@
                 <w:szCs w:val="20"/>
                 <w:highlight w:val="yellow"/>
               </w:rPr>
-              <w:t>and UoB</w:t>
+              <w:t xml:space="preserve">and </w:t>
             </w:r>
+            <w:proofErr w:type="spellStart"/>
+            <w:r>
+              <w:rPr>
+                <w:rFonts w:ascii="Arial" w:hAnsi="Arial"/>
+                <w:sz w:val="20"/>
+                <w:szCs w:val="20"/>
+                <w:highlight w:val="yellow"/>
+              </w:rPr>
+              <w:t>UoB</w:t>
+            </w:r>
+            <w:proofErr w:type="spellEnd"/>
             <w:r>
               <w:rPr>
                 <w:rFonts w:ascii="Arial" w:hAnsi="Arial"/>
@@ -3034,7 +3477,7 @@
           </w:tcPr>
           <w:p>
             <w:pPr>
-              <w:pStyle w:val="Brdtext3"/>
+              <w:pStyle w:val="BodyText3"/>
               <w:keepNext/>
               <w:suppressLineNumbers/>
               <w:suppressAutoHyphens/>
@@ -3058,7 +3501,7 @@
           </w:p>
           <w:p>
             <w:pPr>
-              <w:pStyle w:val="Brdtext3"/>
+              <w:pStyle w:val="BodyText3"/>
               <w:keepNext/>
               <w:suppressLineNumbers/>
               <w:suppressAutoHyphens/>
@@ -3086,8 +3529,19 @@
                 <w:szCs w:val="20"/>
                 <w:highlight w:val="yellow"/>
               </w:rPr>
-              <w:t>and UoB</w:t>
+              <w:t xml:space="preserve">and </w:t>
             </w:r>
+            <w:proofErr w:type="spellStart"/>
+            <w:r>
+              <w:rPr>
+                <w:rFonts w:ascii="Arial" w:hAnsi="Arial"/>
+                <w:sz w:val="20"/>
+                <w:szCs w:val="20"/>
+                <w:highlight w:val="yellow"/>
+              </w:rPr>
+              <w:t>UoB</w:t>
+            </w:r>
+            <w:proofErr w:type="spellEnd"/>
             <w:r>
               <w:rPr>
                 <w:rFonts w:ascii="Arial" w:hAnsi="Arial"/>
@@ -3111,8 +3565,19 @@
                 <w:szCs w:val="20"/>
                 <w:highlight w:val="yellow"/>
               </w:rPr>
-              <w:t>and UoB</w:t>
+              <w:t xml:space="preserve">and </w:t>
             </w:r>
+            <w:proofErr w:type="spellStart"/>
+            <w:r>
+              <w:rPr>
+                <w:rFonts w:ascii="Arial" w:hAnsi="Arial"/>
+                <w:sz w:val="20"/>
+                <w:szCs w:val="20"/>
+                <w:highlight w:val="yellow"/>
+              </w:rPr>
+              <w:t>UoB</w:t>
+            </w:r>
+            <w:proofErr w:type="spellEnd"/>
             <w:r>
               <w:rPr>
                 <w:rFonts w:ascii="Arial" w:hAnsi="Arial"/>
@@ -3132,7 +3597,7 @@
           </w:p>
           <w:p>
             <w:pPr>
-              <w:pStyle w:val="Brdtext3"/>
+              <w:pStyle w:val="BodyText3"/>
               <w:keepNext/>
               <w:suppressLineNumbers/>
               <w:suppressAutoHyphens/>
@@ -3156,7 +3621,7 @@
           </w:p>
           <w:p>
             <w:pPr>
-              <w:pStyle w:val="Brdtext3"/>
+              <w:pStyle w:val="BodyText3"/>
               <w:keepNext/>
               <w:suppressLineNumbers/>
               <w:suppressAutoHyphens/>
@@ -3185,7 +3650,7 @@
               </w:rPr>
               <w:t xml:space="preserve">nvoices shall be sent as a PDF-file (one file per invoice) to the following e-mail address: </w:t>
             </w:r>
-            <w:hyperlink r:id="rId12">
+            <w:hyperlink r:id="rId8">
               <w:r>
                 <w:rPr>
                   <w:rFonts w:ascii="Arial" w:hAnsi="Arial"/>
@@ -3206,7 +3671,7 @@
           </w:p>
           <w:p>
             <w:pPr>
-              <w:pStyle w:val="Brdtext3"/>
+              <w:pStyle w:val="BodyText3"/>
               <w:keepNext/>
               <w:suppressLineNumbers/>
               <w:suppressAutoHyphens/>
@@ -3326,8 +3791,20 @@
           <w:highlight w:val="yellow"/>
           <w:lang w:val="en-GB"/>
         </w:rPr>
-        <w:t>and UoB</w:t>
-      </w:r>
+        <w:t xml:space="preserve">and </w:t>
+      </w:r>
+      <w:proofErr w:type="spellStart"/>
+      <w:r>
+        <w:rPr>
+          <w:rFonts w:ascii="Arial" w:hAnsi="Arial" w:cs="Arial"/>
+          <w:sz w:val="20"/>
+          <w:szCs w:val="22"/>
+          <w:highlight w:val="yellow"/>
+          <w:lang w:val="en-GB"/>
+        </w:rPr>
+        <w:t>UoB</w:t>
+      </w:r>
+      <w:proofErr w:type="spellEnd"/>
       <w:r>
         <w:rPr>
           <w:rFonts w:ascii="Arial" w:hAnsi="Arial" w:cs="Arial"/>
@@ -3389,7 +3866,27 @@
           <w:szCs w:val="22"/>
           <w:lang w:val="en-GB"/>
         </w:rPr>
-        <w:t xml:space="preserve">The Parties shall also collaborate in order for KI to submit a final financial statement report every year, no later than one months after the Grant Period has expired. </w:t>
+        <w:t xml:space="preserve">The Parties shall also collaborate </w:t>
+      </w:r>
+      <w:proofErr w:type="gramStart"/>
+      <w:r>
+        <w:rPr>
+          <w:rFonts w:ascii="Arial" w:hAnsi="Arial" w:cs="Arial"/>
+          <w:sz w:val="20"/>
+          <w:szCs w:val="22"/>
+          <w:lang w:val="en-GB"/>
+        </w:rPr>
+        <w:t>in order for</w:t>
+      </w:r>
+      <w:proofErr w:type="gramEnd"/>
+      <w:r>
+        <w:rPr>
+          <w:rFonts w:ascii="Arial" w:hAnsi="Arial" w:cs="Arial"/>
+          <w:sz w:val="20"/>
+          <w:szCs w:val="22"/>
+          <w:lang w:val="en-GB"/>
+        </w:rPr>
+        <w:t xml:space="preserve"> KI to submit a final financial statement report every year, no later than one months after the Grant Period has expired. </w:t>
       </w:r>
     </w:p>
     <w:p>
@@ -3425,13 +3922,23 @@
           <w:lang w:val="en-GB"/>
         </w:rPr>
       </w:pPr>
-      <w:r>
-        <w:rPr>
-          <w:rFonts w:ascii="Arial" w:hAnsi="Arial" w:cs="Arial"/>
-          <w:sz w:val="20"/>
-          <w:lang w:val="en-GB"/>
-        </w:rPr>
-        <w:t xml:space="preserve">In particular, each Party shall provide the </w:t>
+      <w:proofErr w:type="gramStart"/>
+      <w:r>
+        <w:rPr>
+          <w:rFonts w:ascii="Arial" w:hAnsi="Arial" w:cs="Arial"/>
+          <w:sz w:val="20"/>
+          <w:lang w:val="en-GB"/>
+        </w:rPr>
+        <w:t>In particular, each</w:t>
+      </w:r>
+      <w:proofErr w:type="gramEnd"/>
+      <w:r>
+        <w:rPr>
+          <w:rFonts w:ascii="Arial" w:hAnsi="Arial" w:cs="Arial"/>
+          <w:sz w:val="20"/>
+          <w:lang w:val="en-GB"/>
+        </w:rPr>
+        <w:t xml:space="preserve"> Party shall provide the </w:t>
       </w:r>
       <w:r>
         <w:rPr>
@@ -3522,8 +4029,19 @@
           <w:highlight w:val="yellow"/>
           <w:lang w:val="en-GB"/>
         </w:rPr>
-        <w:t>and UoB</w:t>
-      </w:r>
+        <w:t xml:space="preserve">and </w:t>
+      </w:r>
+      <w:proofErr w:type="spellStart"/>
+      <w:r>
+        <w:rPr>
+          <w:rFonts w:ascii="Arial" w:hAnsi="Arial" w:cs="Arial"/>
+          <w:sz w:val="20"/>
+          <w:highlight w:val="yellow"/>
+          <w:lang w:val="en-GB"/>
+        </w:rPr>
+        <w:t>UoB</w:t>
+      </w:r>
+      <w:proofErr w:type="spellEnd"/>
       <w:r>
         <w:rPr>
           <w:rFonts w:ascii="Arial" w:hAnsi="Arial" w:cs="Arial"/>
@@ -3634,7 +4152,7 @@
     </w:p>
     <w:p>
       <w:pPr>
-        <w:pStyle w:val="Liststycke"/>
+        <w:pStyle w:val="ListParagraph"/>
         <w:ind w:left="720"/>
         <w:rPr>
           <w:i/>
@@ -3646,7 +4164,7 @@
     </w:p>
     <w:p>
       <w:pPr>
-        <w:pStyle w:val="Liststycke"/>
+        <w:pStyle w:val="ListParagraph"/>
         <w:ind w:left="720"/>
         <w:rPr>
           <w:rFonts w:ascii="Arial" w:hAnsi="Arial" w:cs="Arial"/>
@@ -3848,6 +4366,22 @@
           <w:bCs/>
           <w:snapToGrid w:val="0"/>
           <w:szCs w:val="24"/>
+          <w:rPrChange w:id="2" w:author="Itziar de la Torre" w:date="2026-02-03T16:04:00Z" w16du:dateUtc="2026-02-03T15:04:00Z">
+            <w:rPr>
+              <w:snapToGrid w:val="0"/>
+              <w:szCs w:val="24"/>
+              <w:u w:val="single"/>
+            </w:rPr>
+          </w:rPrChange>
+        </w:rPr>
+        <w:t>Schedule</w:t>
+      </w:r>
+      <w:r>
+        <w:rPr>
+          <w:b/>
+          <w:bCs/>
+          <w:snapToGrid w:val="0"/>
+          <w:szCs w:val="24"/>
           <w:rPrChange w:id="3" w:author="Itziar de la Torre" w:date="2026-02-03T16:04:00Z" w16du:dateUtc="2026-02-03T15:04:00Z">
             <w:rPr>
               <w:snapToGrid w:val="0"/>
@@ -3856,7 +4390,7 @@
             </w:rPr>
           </w:rPrChange>
         </w:rPr>
-        <w:t>Schedule</w:t>
+        <w:t>s</w:t>
       </w:r>
       <w:r>
         <w:rPr>
@@ -3872,7 +4406,7 @@
             </w:rPr>
           </w:rPrChange>
         </w:rPr>
-        <w:t>s</w:t>
+        <w:t xml:space="preserve"> </w:t>
       </w:r>
       <w:r>
         <w:rPr>
@@ -3888,7 +4422,7 @@
             </w:rPr>
           </w:rPrChange>
         </w:rPr>
-        <w:t xml:space="preserve"> </w:t>
+        <w:t>3</w:t>
       </w:r>
       <w:r>
         <w:rPr>
@@ -3904,22 +4438,6 @@
             </w:rPr>
           </w:rPrChange>
         </w:rPr>
-        <w:t>3</w:t>
-      </w:r>
-      <w:r>
-        <w:rPr>
-          <w:b/>
-          <w:bCs/>
-          <w:snapToGrid w:val="0"/>
-          <w:szCs w:val="24"/>
-          <w:rPrChange w:id="7" w:author="Itziar de la Torre" w:date="2026-02-03T16:04:00Z" w16du:dateUtc="2026-02-03T15:04:00Z">
-            <w:rPr>
-              <w:snapToGrid w:val="0"/>
-              <w:szCs w:val="24"/>
-              <w:u w:val="single"/>
-            </w:rPr>
-          </w:rPrChange>
-        </w:rPr>
         <w:t xml:space="preserve"> and 4</w:t>
       </w:r>
       <w:r>
@@ -4020,32 +4538,14 @@
         </w:rPr>
         <w:t xml:space="preserve">3 and 4 </w:t>
       </w:r>
-      <w:commentRangeStart w:id="8"/>
-      <w:r>
-        <w:rPr>
-          <w:snapToGrid w:val="0"/>
-          <w:szCs w:val="24"/>
-        </w:rPr>
-        <w:t xml:space="preserve">attached </w:t>
-      </w:r>
-      <w:commentRangeEnd w:id="8"/>
-      <w:r>
-        <w:rPr>
-          <w:rStyle w:val="Kommentarsreferens"/>
-          <w:snapToGrid w:val="0"/>
-          <w:sz w:val="24"/>
-          <w:szCs w:val="24"/>
-        </w:rPr>
-        <w:commentReference w:id="8"/>
-      </w:r>
-      <w:r>
-        <w:rPr>
-          <w:snapToGrid w:val="0"/>
-          <w:szCs w:val="24"/>
-        </w:rPr>
-        <w:t>to this Amendment.</w:t>
-      </w:r>
-      <w:bookmarkEnd w:id="1"/>
+      <w:r>
+        <w:rPr>
+          <w:snapToGrid w:val="0"/>
+          <w:szCs w:val="24"/>
+        </w:rPr>
+        <w:t>attached to this Amendment.</w:t>
+      </w:r>
+      <w:bookmarkEnd w:id="0"/>
       <w:r>
         <w:rPr>
           <w:snapToGrid w:val="0"/>
@@ -4078,8 +4578,7 @@
           <w:szCs w:val="24"/>
         </w:rPr>
       </w:pPr>
-      <w:commentRangeStart w:id="9"/>
-      <w:commentRangeStart w:id="10"/>
+      <w:proofErr w:type="spellStart"/>
       <w:r>
         <w:rPr>
           <w:snapToGrid w:val="0"/>
@@ -4087,6 +4586,7 @@
         </w:rPr>
         <w:t>UoB</w:t>
       </w:r>
+      <w:proofErr w:type="spellEnd"/>
       <w:r>
         <w:rPr>
           <w:snapToGrid w:val="0"/>
@@ -4128,26 +4628,6 @@
           <w:szCs w:val="24"/>
         </w:rPr>
         <w:t>.</w:t>
-      </w:r>
-      <w:commentRangeEnd w:id="9"/>
-      <w:r>
-        <w:rPr>
-          <w:rStyle w:val="Kommentarsreferens"/>
-          <w:snapToGrid w:val="0"/>
-          <w:sz w:val="24"/>
-          <w:szCs w:val="24"/>
-        </w:rPr>
-        <w:commentReference w:id="9"/>
-      </w:r>
-      <w:commentRangeEnd w:id="10"/>
-      <w:r>
-        <w:rPr>
-          <w:rStyle w:val="Kommentarsreferens"/>
-          <w:snapToGrid w:val="0"/>
-          <w:sz w:val="24"/>
-          <w:szCs w:val="24"/>
-        </w:rPr>
-        <w:commentReference w:id="10"/>
       </w:r>
     </w:p>
     <w:p>
@@ -4178,7 +4658,23 @@
           <w:snapToGrid w:val="0"/>
           <w:szCs w:val="24"/>
         </w:rPr>
-        <w:t>Except as modified by this Amendment, all of the terms and conditions of the Agreement shall</w:t>
+        <w:t xml:space="preserve">Except as modified by this Amendment, </w:t>
+      </w:r>
+      <w:proofErr w:type="gramStart"/>
+      <w:r>
+        <w:rPr>
+          <w:snapToGrid w:val="0"/>
+          <w:szCs w:val="24"/>
+        </w:rPr>
+        <w:t>all of</w:t>
+      </w:r>
+      <w:proofErr w:type="gramEnd"/>
+      <w:r>
+        <w:rPr>
+          <w:snapToGrid w:val="0"/>
+          <w:szCs w:val="24"/>
+        </w:rPr>
+        <w:t xml:space="preserve"> the terms and conditions of the Agreement shall</w:t>
       </w:r>
       <w:r>
         <w:rPr>
@@ -4192,21 +4688,31 @@
         </w:rPr>
         <w:t xml:space="preserve"> </w:t>
       </w:r>
-      <w:commentRangeStart w:id="11"/>
+      <w:commentRangeStart w:id="7"/>
+      <w:proofErr w:type="spellStart"/>
       <w:r>
         <w:rPr>
           <w:bCs/>
           <w:snapToGrid w:val="0"/>
           <w:szCs w:val="24"/>
         </w:rPr>
-        <w:t xml:space="preserve">UoB </w:t>
-      </w:r>
+        <w:t>UoB</w:t>
+      </w:r>
+      <w:proofErr w:type="spellEnd"/>
       <w:r>
         <w:rPr>
           <w:bCs/>
           <w:snapToGrid w:val="0"/>
           <w:szCs w:val="24"/>
         </w:rPr>
+        <w:t xml:space="preserve"> </w:t>
+      </w:r>
+      <w:r>
+        <w:rPr>
+          <w:bCs/>
+          <w:snapToGrid w:val="0"/>
+          <w:szCs w:val="24"/>
+        </w:rPr>
         <w:t>acknowledges receipt of the Agreement and, as of the Effective Date of this Amendment, accedes to and agrees to be bound by the Agreement as amended hereby, as if it were an original signatory thereto.</w:t>
       </w:r>
       <w:r>
@@ -4217,14 +4723,14 @@
         </w:rPr>
         <w:t xml:space="preserve"> </w:t>
       </w:r>
-      <w:commentRangeEnd w:id="11"/>
-      <w:r>
-        <w:rPr>
-          <w:rStyle w:val="Kommentarsreferens"/>
+      <w:commentRangeEnd w:id="7"/>
+      <w:r>
+        <w:rPr>
+          <w:rStyle w:val="CommentReference"/>
           <w:sz w:val="24"/>
           <w:szCs w:val="24"/>
         </w:rPr>
-        <w:commentReference w:id="11"/>
+        <w:commentReference w:id="7"/>
       </w:r>
     </w:p>
     <w:p>
@@ -4246,8 +4752,8 @@
           <w:lang w:val="en-GB"/>
         </w:rPr>
       </w:pPr>
-      <w:bookmarkStart w:id="12" w:name="_DV_M256"/>
-      <w:bookmarkEnd w:id="12"/>
+      <w:bookmarkStart w:id="8" w:name="_DV_M256"/>
+      <w:bookmarkEnd w:id="8"/>
       <w:r>
         <w:rPr>
           <w:szCs w:val="28"/>
@@ -4385,6 +4891,7 @@
           <w:lang w:val="sv-SE"/>
         </w:rPr>
       </w:pPr>
+      <w:proofErr w:type="spellStart"/>
       <w:r>
         <w:rPr>
           <w:b/>
@@ -4395,6 +4902,7 @@
         </w:rPr>
         <w:t>Signature</w:t>
       </w:r>
+      <w:proofErr w:type="spellEnd"/>
       <w:r>
         <w:rPr>
           <w:b/>
@@ -4416,6 +4924,7 @@
           <w:lang w:val="sv-SE"/>
         </w:rPr>
       </w:pPr>
+      <w:proofErr w:type="spellStart"/>
       <w:r>
         <w:rPr>
           <w:sz w:val="20"/>
@@ -4424,6 +4933,7 @@
         </w:rPr>
         <w:t>Name</w:t>
       </w:r>
+      <w:proofErr w:type="spellEnd"/>
       <w:r>
         <w:rPr>
           <w:sz w:val="20"/>
@@ -4612,7 +5122,25 @@
           <w:szCs w:val="22"/>
           <w:lang w:val="en-GB"/>
         </w:rPr>
-        <w:t>Department of Global Publich Health</w:t>
+        <w:t xml:space="preserve">Department of Global </w:t>
+      </w:r>
+      <w:proofErr w:type="spellStart"/>
+      <w:r>
+        <w:rPr>
+          <w:sz w:val="20"/>
+          <w:szCs w:val="22"/>
+          <w:lang w:val="en-GB"/>
+        </w:rPr>
+        <w:t>Publich</w:t>
+      </w:r>
+      <w:proofErr w:type="spellEnd"/>
+      <w:r>
+        <w:rPr>
+          <w:sz w:val="20"/>
+          <w:szCs w:val="22"/>
+          <w:lang w:val="en-GB"/>
+        </w:rPr>
+        <w:t xml:space="preserve"> Health</w:t>
       </w:r>
     </w:p>
     <w:p>
@@ -4931,8 +5459,20 @@
           <w:szCs w:val="22"/>
           <w:lang w:val="en-GB"/>
         </w:rPr>
-        <w:t>UNIVERSITY OF BIRMINGHAM (UoB</w:t>
-      </w:r>
+        <w:t>UNIVERSITY OF BIRMINGHAM (</w:t>
+      </w:r>
+      <w:proofErr w:type="spellStart"/>
+      <w:r>
+        <w:rPr>
+          <w:b/>
+          <w:bCs/>
+          <w:sz w:val="20"/>
+          <w:szCs w:val="22"/>
+          <w:lang w:val="en-GB"/>
+        </w:rPr>
+        <w:t>UoB</w:t>
+      </w:r>
+      <w:proofErr w:type="spellEnd"/>
       <w:r>
         <w:rPr>
           <w:b/>
@@ -5241,7 +5781,23 @@
           <w:rFonts w:cs="Arial"/>
           <w:sz w:val="20"/>
         </w:rPr>
-        <w:t>This financial plan covers the setup and conduct of the Trial in the first 10 Study Sites.</w:t>
+        <w:t xml:space="preserve">This financial plan covers the setup and </w:t>
+      </w:r>
+      <w:proofErr w:type="gramStart"/>
+      <w:r>
+        <w:rPr>
+          <w:rFonts w:cs="Arial"/>
+          <w:sz w:val="20"/>
+        </w:rPr>
+        <w:t>conduct</w:t>
+      </w:r>
+      <w:proofErr w:type="gramEnd"/>
+      <w:r>
+        <w:rPr>
+          <w:rFonts w:cs="Arial"/>
+          <w:sz w:val="20"/>
+        </w:rPr>
+        <w:t xml:space="preserve"> of the Trial in the first 10 Study Sites.</w:t>
       </w:r>
     </w:p>
     <w:p>
@@ -6376,7 +6932,23 @@
                 <w:sz w:val="20"/>
                 <w:szCs w:val="22"/>
               </w:rPr>
-              <w:t>125000</w:t>
+              <w:t>125</w:t>
+            </w:r>
+            <w:ins w:id="9" w:author="Martin Gerdin Wärnberg" w:date="2026-02-05T05:23:00Z" w16du:dateUtc="2026-02-05T04:23:00Z">
+              <w:r>
+                <w:rPr>
+                  <w:sz w:val="20"/>
+                  <w:szCs w:val="22"/>
+                </w:rPr>
+                <w:t xml:space="preserve"> </w:t>
+              </w:r>
+            </w:ins>
+            <w:r>
+              <w:rPr>
+                <w:sz w:val="20"/>
+                <w:szCs w:val="22"/>
+              </w:rPr>
+              <w:t>000</w:t>
             </w:r>
           </w:p>
         </w:tc>
@@ -6412,78 +6984,14 @@
 
 <file path=word/comments.xml><?xml version="1.0" encoding="utf-8"?>
 <w:comments xmlns:wpc="http://schemas.microsoft.com/office/word/2010/wordprocessingCanvas" xmlns:cx="http://schemas.microsoft.com/office/drawing/2014/chartex" xmlns:cx1="http://schemas.microsoft.com/office/drawing/2015/9/8/chartex" xmlns:cx2="http://schemas.microsoft.com/office/drawing/2015/10/21/chartex" xmlns:cx3="http://schemas.microsoft.com/office/drawing/2016/5/9/chartex" xmlns:cx4="http://schemas.microsoft.com/office/drawing/2016/5/10/chartex" xmlns:cx5="http://schemas.microsoft.com/office/drawing/2016/5/11/chartex" xmlns:cx6="http://schemas.microsoft.com/office/drawing/2016/5/12/chartex" xmlns:cx7="http://schemas.microsoft.com/office/drawing/2016/5/13/chartex" xmlns:cx8="http://schemas.microsoft.com/office/drawing/2016/5/14/chartex" xmlns:mc="http://schemas.openxmlformats.org/markup-compatibility/2006" xmlns:aink="http://schemas.microsoft.com/office/drawing/2016/ink" xmlns:am3d="http://schemas.microsoft.com/office/drawing/2017/model3d" xmlns:o="urn:schemas-microsoft-com:office:office" xmlns:oel="http://schemas.microsoft.com/office/2019/extlst" xmlns:r="http://schemas.openxmlformats.org/officeDocument/2006/relationships" xmlns:m="http://schemas.openxmlformats.org/officeDocument/2006/math" xmlns:v="urn:schemas-microsoft-com:vml" xmlns:wp14="http://schemas.microsoft.com/office/word/2010/wordprocessingDrawing" xmlns:wp="http://schemas.openxmlformats.org/drawingml/2006/wordprocessingDrawing" xmlns:w10="urn:schemas-microsoft-com:office:word" xmlns:w="http://schemas.openxmlformats.org/wordprocessingml/2006/main" xmlns:w14="http://schemas.microsoft.com/office/word/2010/wordml" xmlns:w15="http://schemas.microsoft.com/office/word/2012/wordml" xmlns:w16cex="http://schemas.microsoft.com/office/word/2018/wordml/cex" xmlns:w16cid="http://schemas.microsoft.com/office/word/2016/wordml/cid" xmlns:w16="http://schemas.microsoft.com/office/word/2018/wordml" xmlns:w16du="http://schemas.microsoft.com/office/word/2023/wordml/word16du" xmlns:w16sdtdh="http://schemas.microsoft.com/office/word/2020/wordml/sdtdatahash" xmlns:w16sdtfl="http://schemas.microsoft.com/office/word/2024/wordml/sdtformatlock" xmlns:w16se="http://schemas.microsoft.com/office/word/2015/wordml/symex" xmlns:wpg="http://schemas.microsoft.com/office/word/2010/wordprocessingGroup" xmlns:wpi="http://schemas.microsoft.com/office/word/2010/wordprocessingInk" xmlns:wne="http://schemas.microsoft.com/office/word/2006/wordml" xmlns:wps="http://schemas.microsoft.com/office/word/2010/wordprocessingShape" mc:Ignorable="w14 w15 w16se w16cid w16 w16cex w16sdtdh w16sdtfl w16du wp14">
-  <w:comment w:id="0" w:author="Itziar de la Torre" w:date="2026-02-03T15:58:00Z" w:initials="ID">
-    <w:p>
-      <w:pPr>
-        <w:pStyle w:val="Kommentarer"/>
-      </w:pPr>
-      <w:r>
-        <w:rPr>
-          <w:rStyle w:val="Kommentarsreferens"/>
-        </w:rPr>
-        <w:annotationRef/>
-      </w:r>
-      <w:r>
-        <w:t>I kept the original name in the Collaboration Agreement.</w:t>
-      </w:r>
-    </w:p>
-  </w:comment>
-  <w:comment w:id="8" w:author="Itziar de la Torre" w:date="2026-01-27T15:34:00Z" w:initials="ID">
-    <w:p>
-      <w:pPr>
-        <w:pStyle w:val="Kommentarer"/>
-      </w:pPr>
-      <w:r>
-        <w:rPr>
-          <w:rStyle w:val="Kommentarsreferens"/>
-        </w:rPr>
-        <w:annotationRef/>
-      </w:r>
-      <w:r>
-        <w:t>Therese, kolla bilagan.</w:t>
-      </w:r>
-    </w:p>
-  </w:comment>
-  <w:comment w:id="9" w:author="Itziar de la Torre" w:date="2026-01-27T15:29:00Z" w:initials="ID">
-    <w:p>
-      <w:pPr>
-        <w:pStyle w:val="Kommentarer"/>
-      </w:pPr>
-      <w:r>
-        <w:rPr>
-          <w:rStyle w:val="Kommentarsreferens"/>
-        </w:rPr>
-        <w:annotationRef/>
-      </w:r>
-      <w:r>
-        <w:t>Should we include this?</w:t>
-      </w:r>
-    </w:p>
-  </w:comment>
-  <w:comment w:id="10" w:author="Martin Gerdin Wärnberg" w:date="2026-01-29T05:47:00Z" w:initials="MG">
-    <w:p>
-      <w:r>
-        <w:rPr>
-          <w:rStyle w:val="Kommentarsreferens"/>
-        </w:rPr>
-        <w:annotationRef/>
-      </w:r>
-      <w:r>
-        <w:rPr>
-          <w:sz w:val="20"/>
-        </w:rPr>
-        <w:t>I think so</w:t>
-      </w:r>
-    </w:p>
-  </w:comment>
-  <w:comment w:id="11" w:author="Itziar de la Torre" w:date="2026-01-27T15:46:00Z" w:initials="ID">
-    <w:p>
-      <w:pPr>
-        <w:pStyle w:val="Kommentarer"/>
-      </w:pPr>
-      <w:r>
-        <w:rPr>
-          <w:rStyle w:val="Kommentarsreferens"/>
+  <w:comment w:id="7" w:author="Itziar de la Torre" w:date="2026-01-27T15:46:00Z" w:initials="ID">
+    <w:p>
+      <w:pPr>
+        <w:pStyle w:val="CommentText"/>
+      </w:pPr>
+      <w:r>
+        <w:rPr>
+          <w:rStyle w:val="CommentReference"/>
         </w:rPr>
         <w:annotationRef/>
       </w:r>
@@ -6497,30 +7005,18 @@
 
 <file path=word/commentsExtended.xml><?xml version="1.0" encoding="utf-8"?>
 <w15:commentsEx xmlns:wpc="http://schemas.microsoft.com/office/word/2010/wordprocessingCanvas" xmlns:cx="http://schemas.microsoft.com/office/drawing/2014/chartex" xmlns:cx1="http://schemas.microsoft.com/office/drawing/2015/9/8/chartex" xmlns:cx2="http://schemas.microsoft.com/office/drawing/2015/10/21/chartex" xmlns:cx3="http://schemas.microsoft.com/office/drawing/2016/5/9/chartex" xmlns:cx4="http://schemas.microsoft.com/office/drawing/2016/5/10/chartex" xmlns:cx5="http://schemas.microsoft.com/office/drawing/2016/5/11/chartex" xmlns:cx6="http://schemas.microsoft.com/office/drawing/2016/5/12/chartex" xmlns:cx7="http://schemas.microsoft.com/office/drawing/2016/5/13/chartex" xmlns:cx8="http://schemas.microsoft.com/office/drawing/2016/5/14/chartex" xmlns:mc="http://schemas.openxmlformats.org/markup-compatibility/2006" xmlns:aink="http://schemas.microsoft.com/office/drawing/2016/ink" xmlns:am3d="http://schemas.microsoft.com/office/drawing/2017/model3d" xmlns:o="urn:schemas-microsoft-com:office:office" xmlns:oel="http://schemas.microsoft.com/office/2019/extlst" xmlns:r="http://schemas.openxmlformats.org/officeDocument/2006/relationships" xmlns:m="http://schemas.openxmlformats.org/officeDocument/2006/math" xmlns:v="urn:schemas-microsoft-com:vml" xmlns:wp14="http://schemas.microsoft.com/office/word/2010/wordprocessingDrawing" xmlns:wp="http://schemas.openxmlformats.org/drawingml/2006/wordprocessingDrawing" xmlns:w10="urn:schemas-microsoft-com:office:word" xmlns:w="http://schemas.openxmlformats.org/wordprocessingml/2006/main" xmlns:w14="http://schemas.microsoft.com/office/word/2010/wordml" xmlns:w15="http://schemas.microsoft.com/office/word/2012/wordml" xmlns:w16cex="http://schemas.microsoft.com/office/word/2018/wordml/cex" xmlns:w16cid="http://schemas.microsoft.com/office/word/2016/wordml/cid" xmlns:w16="http://schemas.microsoft.com/office/word/2018/wordml" xmlns:w16du="http://schemas.microsoft.com/office/word/2023/wordml/word16du" xmlns:w16sdtdh="http://schemas.microsoft.com/office/word/2020/wordml/sdtdatahash" xmlns:w16sdtfl="http://schemas.microsoft.com/office/word/2024/wordml/sdtformatlock" xmlns:w16se="http://schemas.microsoft.com/office/word/2015/wordml/symex" xmlns:wpg="http://schemas.microsoft.com/office/word/2010/wordprocessingGroup" xmlns:wpi="http://schemas.microsoft.com/office/word/2010/wordprocessingInk" xmlns:wne="http://schemas.microsoft.com/office/word/2006/wordml" xmlns:wps="http://schemas.microsoft.com/office/word/2010/wordprocessingShape" mc:Ignorable="w14 w15 w16se w16cid w16 w16cex w16sdtdh w16sdtfl w16du wp14">
-  <w15:commentEx w15:paraId="11268D7C" w15:done="0"/>
-  <w15:commentEx w15:paraId="137B4265" w15:done="0"/>
-  <w15:commentEx w15:paraId="408B037C" w15:done="0"/>
-  <w15:commentEx w15:paraId="118BECB3" w15:paraIdParent="408B037C" w15:done="0"/>
   <w15:commentEx w15:paraId="72795E2E" w15:done="0"/>
 </w15:commentsEx>
 </file>
 
 <file path=word/commentsExtensible.xml><?xml version="1.0" encoding="utf-8"?>
 <w16cex:commentsExtensible xmlns:wpc="http://schemas.microsoft.com/office/word/2010/wordprocessingCanvas" xmlns:cx="http://schemas.microsoft.com/office/drawing/2014/chartex" xmlns:cx1="http://schemas.microsoft.com/office/drawing/2015/9/8/chartex" xmlns:cx2="http://schemas.microsoft.com/office/drawing/2015/10/21/chartex" xmlns:cx3="http://schemas.microsoft.com/office/drawing/2016/5/9/chartex" xmlns:cx4="http://schemas.microsoft.com/office/drawing/2016/5/10/chartex" xmlns:cx5="http://schemas.microsoft.com/office/drawing/2016/5/11/chartex" xmlns:cx6="http://schemas.microsoft.com/office/drawing/2016/5/12/chartex" xmlns:cx7="http://schemas.microsoft.com/office/drawing/2016/5/13/chartex" xmlns:cx8="http://schemas.microsoft.com/office/drawing/2016/5/14/chartex" xmlns:cr="http://schemas.microsoft.com/office/comments/2020/reactions" xmlns:mc="http://schemas.openxmlformats.org/markup-compatibility/2006" xmlns:aink="http://schemas.microsoft.com/office/drawing/2016/ink" xmlns:am3d="http://schemas.microsoft.com/office/drawing/2017/model3d" xmlns:o="urn:schemas-microsoft-com:office:office" xmlns:oel="http://schemas.microsoft.com/office/2019/extlst" xmlns:r="http://schemas.openxmlformats.org/officeDocument/2006/relationships" xmlns:m="http://schemas.openxmlformats.org/officeDocument/2006/math" xmlns:v="urn:schemas-microsoft-com:vml" xmlns:wp14="http://schemas.microsoft.com/office/word/2010/wordprocessingDrawing" xmlns:wp="http://schemas.openxmlformats.org/drawingml/2006/wordprocessingDrawing" xmlns:w10="urn:schemas-microsoft-com:office:word" xmlns:w="http://schemas.openxmlformats.org/wordprocessingml/2006/main" xmlns:w14="http://schemas.microsoft.com/office/word/2010/wordml" xmlns:w15="http://schemas.microsoft.com/office/word/2012/wordml" xmlns:w16cex="http://schemas.microsoft.com/office/word/2018/wordml/cex" xmlns:w16cid="http://schemas.microsoft.com/office/word/2016/wordml/cid" xmlns:w16="http://schemas.microsoft.com/office/word/2018/wordml" xmlns:w16du="http://schemas.microsoft.com/office/word/2023/wordml/word16du" xmlns:w16sdtdh="http://schemas.microsoft.com/office/word/2020/wordml/sdtdatahash" xmlns:w16sdtfl="http://schemas.microsoft.com/office/word/2024/wordml/sdtformatlock" xmlns:w16se="http://schemas.microsoft.com/office/word/2015/wordml/symex" xmlns:wpg="http://schemas.microsoft.com/office/word/2010/wordprocessingGroup" xmlns:wpi="http://schemas.microsoft.com/office/word/2010/wordprocessingInk" xmlns:wne="http://schemas.microsoft.com/office/word/2006/wordml" xmlns:wps="http://schemas.microsoft.com/office/word/2010/wordprocessingShape" mc:Ignorable="w14 w15 w16se w16cid w16 w16cex w16sdtdh w16sdtfl cr w16du wp14">
-  <w16cex:commentExtensible w16cex:durableId="174FFD67" w16cex:dateUtc="2026-02-03T14:58:00Z"/>
-  <w16cex:commentExtensible w16cex:durableId="6DD54E23" w16cex:dateUtc="2026-01-27T14:34:00Z"/>
-  <w16cex:commentExtensible w16cex:durableId="2397714C" w16cex:dateUtc="2026-01-27T14:29:00Z"/>
-  <w16cex:commentExtensible w16cex:durableId="11CE455A" w16cex:dateUtc="2026-01-29T04:47:00Z"/>
   <w16cex:commentExtensible w16cex:durableId="7A4502E3" w16cex:dateUtc="2026-01-27T14:46:00Z"/>
 </w16cex:commentsExtensible>
 </file>
 
 <file path=word/commentsIds.xml><?xml version="1.0" encoding="utf-8"?>
 <w16cid:commentsIds xmlns:wpc="http://schemas.microsoft.com/office/word/2010/wordprocessingCanvas" xmlns:cx="http://schemas.microsoft.com/office/drawing/2014/chartex" xmlns:cx1="http://schemas.microsoft.com/office/drawing/2015/9/8/chartex" xmlns:cx2="http://schemas.microsoft.com/office/drawing/2015/10/21/chartex" xmlns:cx3="http://schemas.microsoft.com/office/drawing/2016/5/9/chartex" xmlns:cx4="http://schemas.microsoft.com/office/drawing/2016/5/10/chartex" xmlns:cx5="http://schemas.microsoft.com/office/drawing/2016/5/11/chartex" xmlns:cx6="http://schemas.microsoft.com/office/drawing/2016/5/12/chartex" xmlns:cx7="http://schemas.microsoft.com/office/drawing/2016/5/13/chartex" xmlns:cx8="http://schemas.microsoft.com/office/drawing/2016/5/14/chartex" xmlns:mc="http://schemas.openxmlformats.org/markup-compatibility/2006" xmlns:aink="http://schemas.microsoft.com/office/drawing/2016/ink" xmlns:am3d="http://schemas.microsoft.com/office/drawing/2017/model3d" xmlns:o="urn:schemas-microsoft-com:office:office" xmlns:oel="http://schemas.microsoft.com/office/2019/extlst" xmlns:r="http://schemas.openxmlformats.org/officeDocument/2006/relationships" xmlns:m="http://schemas.openxmlformats.org/officeDocument/2006/math" xmlns:v="urn:schemas-microsoft-com:vml" xmlns:wp14="http://schemas.microsoft.com/office/word/2010/wordprocessingDrawing" xmlns:wp="http://schemas.openxmlformats.org/drawingml/2006/wordprocessingDrawing" xmlns:w10="urn:schemas-microsoft-com:office:word" xmlns:w="http://schemas.openxmlformats.org/wordprocessingml/2006/main" xmlns:w14="http://schemas.microsoft.com/office/word/2010/wordml" xmlns:w15="http://schemas.microsoft.com/office/word/2012/wordml" xmlns:w16cex="http://schemas.microsoft.com/office/word/2018/wordml/cex" xmlns:w16cid="http://schemas.microsoft.com/office/word/2016/wordml/cid" xmlns:w16="http://schemas.microsoft.com/office/word/2018/wordml" xmlns:w16du="http://schemas.microsoft.com/office/word/2023/wordml/word16du" xmlns:w16sdtdh="http://schemas.microsoft.com/office/word/2020/wordml/sdtdatahash" xmlns:w16sdtfl="http://schemas.microsoft.com/office/word/2024/wordml/sdtformatlock" xmlns:w16se="http://schemas.microsoft.com/office/word/2015/wordml/symex" xmlns:wpg="http://schemas.microsoft.com/office/word/2010/wordprocessingGroup" xmlns:wpi="http://schemas.microsoft.com/office/word/2010/wordprocessingInk" xmlns:wne="http://schemas.microsoft.com/office/word/2006/wordml" xmlns:wps="http://schemas.microsoft.com/office/word/2010/wordprocessingShape" mc:Ignorable="w14 w15 w16se w16cid w16 w16cex w16sdtdh w16sdtfl w16du wp14">
-  <w16cid:commentId w16cid:paraId="11268D7C" w16cid:durableId="174FFD67"/>
-  <w16cid:commentId w16cid:paraId="137B4265" w16cid:durableId="6DD54E23"/>
-  <w16cid:commentId w16cid:paraId="408B037C" w16cid:durableId="2397714C"/>
-  <w16cid:commentId w16cid:paraId="118BECB3" w16cid:durableId="11CE455A"/>
   <w16cid:commentId w16cid:paraId="72795E2E" w16cid:durableId="7A4502E3"/>
 </w16cid:commentsIds>
 </file>
@@ -6992,7 +7488,7 @@
     <w:lvl w:ilvl="0">
       <w:start w:val="1"/>
       <w:numFmt w:val="decimal"/>
-      <w:pStyle w:val="Rubrik1"/>
+      <w:pStyle w:val="Heading1"/>
       <w:lvlText w:val="Article %1   "/>
       <w:lvlJc w:val="left"/>
       <w:pPr>
@@ -7013,7 +7509,7 @@
     <w:lvl w:ilvl="1">
       <w:start w:val="1"/>
       <w:numFmt w:val="decimal"/>
-      <w:pStyle w:val="Rubrik2"/>
+      <w:pStyle w:val="Heading2"/>
       <w:lvlText w:val="%1.%2"/>
       <w:lvlJc w:val="left"/>
       <w:pPr>
@@ -7032,7 +7528,7 @@
     <w:lvl w:ilvl="2">
       <w:start w:val="1"/>
       <w:numFmt w:val="lowerLetter"/>
-      <w:pStyle w:val="Rubrik3"/>
+      <w:pStyle w:val="Heading3"/>
       <w:lvlText w:val="(%3)"/>
       <w:lvlJc w:val="left"/>
       <w:pPr>
@@ -7052,7 +7548,7 @@
       <w:start w:val="1"/>
       <w:numFmt w:val="lowerRoman"/>
       <w:lvlRestart w:val="0"/>
-      <w:pStyle w:val="Rubrik4"/>
+      <w:pStyle w:val="Heading4"/>
       <w:lvlText w:val="(%4)"/>
       <w:lvlJc w:val="left"/>
       <w:pPr>
@@ -7071,7 +7567,7 @@
     <w:lvl w:ilvl="4">
       <w:start w:val="1"/>
       <w:numFmt w:val="upperLetter"/>
-      <w:pStyle w:val="Rubrik5"/>
+      <w:pStyle w:val="Heading5"/>
       <w:lvlText w:val="(%5)"/>
       <w:lvlJc w:val="left"/>
       <w:pPr>
@@ -7090,7 +7586,7 @@
     <w:lvl w:ilvl="5">
       <w:start w:val="1"/>
       <w:numFmt w:val="decimal"/>
-      <w:pStyle w:val="Rubrik6"/>
+      <w:pStyle w:val="Heading6"/>
       <w:lvlText w:val="(%6)"/>
       <w:lvlJc w:val="left"/>
       <w:pPr>
@@ -7109,7 +7605,7 @@
     <w:lvl w:ilvl="6">
       <w:start w:val="1"/>
       <w:numFmt w:val="decimal"/>
-      <w:pStyle w:val="Rubrik7"/>
+      <w:pStyle w:val="Heading7"/>
       <w:lvlText w:val="%1.%2.%3.%4.%5.%6.%7"/>
       <w:lvlJc w:val="left"/>
       <w:pPr>
@@ -7125,7 +7621,7 @@
     <w:lvl w:ilvl="7">
       <w:start w:val="1"/>
       <w:numFmt w:val="decimal"/>
-      <w:pStyle w:val="Rubrik8"/>
+      <w:pStyle w:val="Heading8"/>
       <w:lvlText w:val="%1.%2.%3.%4.%5.%6.%7.%8"/>
       <w:lvlJc w:val="left"/>
       <w:pPr>
@@ -7141,7 +7637,7 @@
     <w:lvl w:ilvl="8">
       <w:start w:val="1"/>
       <w:numFmt w:val="decimal"/>
-      <w:pStyle w:val="Rubrik9"/>
+      <w:pStyle w:val="Heading9"/>
       <w:lvlText w:val="%1.%2.%3.%4.%5.%6.%7.%8.%9"/>
       <w:lvlJc w:val="left"/>
       <w:pPr>
@@ -8302,7 +8798,7 @@
       <w:lang w:val="en-US" w:eastAsia="en-US"/>
     </w:rPr>
   </w:style>
-  <w:style w:type="paragraph" w:styleId="Rubrik1">
+  <w:style w:type="paragraph" w:styleId="Heading1">
     <w:name w:val="heading 1"/>
     <w:basedOn w:val="Normal"/>
     <w:next w:val="Normal"/>
@@ -8323,7 +8819,7 @@
       <w:sz w:val="28"/>
     </w:rPr>
   </w:style>
-  <w:style w:type="paragraph" w:styleId="Rubrik2">
+  <w:style w:type="paragraph" w:styleId="Heading2">
     <w:name w:val="heading 2"/>
     <w:basedOn w:val="Normal"/>
     <w:next w:val="Normal"/>
@@ -8339,7 +8835,7 @@
       <w:outlineLvl w:val="1"/>
     </w:pPr>
   </w:style>
-  <w:style w:type="paragraph" w:styleId="Rubrik3">
+  <w:style w:type="paragraph" w:styleId="Heading3">
     <w:name w:val="heading 3"/>
     <w:basedOn w:val="Normal"/>
     <w:next w:val="Normal"/>
@@ -8355,7 +8851,7 @@
       <w:outlineLvl w:val="2"/>
     </w:pPr>
   </w:style>
-  <w:style w:type="paragraph" w:styleId="Rubrik4">
+  <w:style w:type="paragraph" w:styleId="Heading4">
     <w:name w:val="heading 4"/>
     <w:basedOn w:val="Normal"/>
     <w:next w:val="Normal"/>
@@ -8371,7 +8867,7 @@
       <w:outlineLvl w:val="3"/>
     </w:pPr>
   </w:style>
-  <w:style w:type="paragraph" w:styleId="Rubrik5">
+  <w:style w:type="paragraph" w:styleId="Heading5">
     <w:name w:val="heading 5"/>
     <w:basedOn w:val="Normal"/>
     <w:next w:val="Normal"/>
@@ -8389,7 +8885,7 @@
       <w:sz w:val="22"/>
     </w:rPr>
   </w:style>
-  <w:style w:type="paragraph" w:styleId="Rubrik6">
+  <w:style w:type="paragraph" w:styleId="Heading6">
     <w:name w:val="heading 6"/>
     <w:basedOn w:val="Normal"/>
     <w:next w:val="Normal"/>
@@ -8408,7 +8904,7 @@
       <w:sz w:val="22"/>
     </w:rPr>
   </w:style>
-  <w:style w:type="paragraph" w:styleId="Rubrik7">
+  <w:style w:type="paragraph" w:styleId="Heading7">
     <w:name w:val="heading 7"/>
     <w:basedOn w:val="Normal"/>
     <w:next w:val="Normal"/>
@@ -8426,7 +8922,7 @@
       <w:rFonts w:ascii="Arial" w:hAnsi="Arial"/>
     </w:rPr>
   </w:style>
-  <w:style w:type="paragraph" w:styleId="Rubrik8">
+  <w:style w:type="paragraph" w:styleId="Heading8">
     <w:name w:val="heading 8"/>
     <w:basedOn w:val="Normal"/>
     <w:next w:val="Normal"/>
@@ -8445,7 +8941,7 @@
       <w:i/>
     </w:rPr>
   </w:style>
-  <w:style w:type="paragraph" w:styleId="Rubrik9">
+  <w:style w:type="paragraph" w:styleId="Heading9">
     <w:name w:val="heading 9"/>
     <w:basedOn w:val="Normal"/>
     <w:next w:val="Normal"/>
@@ -8466,13 +8962,13 @@
       <w:sz w:val="18"/>
     </w:rPr>
   </w:style>
-  <w:style w:type="character" w:default="1" w:styleId="Standardstycketeckensnitt">
+  <w:style w:type="character" w:default="1" w:styleId="DefaultParagraphFont">
     <w:name w:val="Default Paragraph Font"/>
     <w:uiPriority w:val="1"/>
     <w:semiHidden/>
     <w:unhideWhenUsed/>
   </w:style>
-  <w:style w:type="table" w:default="1" w:styleId="Normaltabell">
+  <w:style w:type="table" w:default="1" w:styleId="TableNormal">
     <w:name w:val="Normal Table"/>
     <w:uiPriority w:val="99"/>
     <w:semiHidden/>
@@ -8487,13 +8983,13 @@
       </w:tblCellMar>
     </w:tblPr>
   </w:style>
-  <w:style w:type="numbering" w:default="1" w:styleId="Ingenlista">
+  <w:style w:type="numbering" w:default="1" w:styleId="NoList">
     <w:name w:val="No List"/>
     <w:uiPriority w:val="99"/>
     <w:semiHidden/>
     <w:unhideWhenUsed/>
   </w:style>
-  <w:style w:type="paragraph" w:styleId="Adress-brev">
+  <w:style w:type="paragraph" w:styleId="EnvelopeAddress">
     <w:name w:val="envelope address"/>
     <w:basedOn w:val="Normal"/>
     <w:pPr>
@@ -8513,7 +9009,7 @@
       <w:szCs w:val="16"/>
     </w:rPr>
   </w:style>
-  <w:style w:type="paragraph" w:styleId="Fotnotstext">
+  <w:style w:type="paragraph" w:styleId="FootnoteText">
     <w:name w:val="footnote text"/>
     <w:basedOn w:val="Normal"/>
     <w:semiHidden/>
@@ -8521,14 +9017,14 @@
       <w:sz w:val="20"/>
     </w:rPr>
   </w:style>
-  <w:style w:type="character" w:styleId="Fotnotsreferens">
+  <w:style w:type="character" w:styleId="FootnoteReference">
     <w:name w:val="footnote reference"/>
     <w:semiHidden/>
     <w:rPr>
       <w:vertAlign w:val="superscript"/>
     </w:rPr>
   </w:style>
-  <w:style w:type="paragraph" w:styleId="Innehll1">
+  <w:style w:type="paragraph" w:styleId="TOC1">
     <w:name w:val="toc 1"/>
     <w:basedOn w:val="Normal"/>
     <w:next w:val="Normal"/>
@@ -8541,7 +9037,7 @@
       </w:tabs>
     </w:pPr>
   </w:style>
-  <w:style w:type="paragraph" w:styleId="Innehll2">
+  <w:style w:type="paragraph" w:styleId="TOC2">
     <w:name w:val="toc 2"/>
     <w:basedOn w:val="Normal"/>
     <w:next w:val="Normal"/>
@@ -8551,7 +9047,7 @@
       <w:ind w:left="240"/>
     </w:pPr>
   </w:style>
-  <w:style w:type="paragraph" w:styleId="Innehll3">
+  <w:style w:type="paragraph" w:styleId="TOC3">
     <w:name w:val="toc 3"/>
     <w:basedOn w:val="Normal"/>
     <w:next w:val="Normal"/>
@@ -8561,7 +9057,7 @@
       <w:ind w:left="480"/>
     </w:pPr>
   </w:style>
-  <w:style w:type="paragraph" w:styleId="Innehll4">
+  <w:style w:type="paragraph" w:styleId="TOC4">
     <w:name w:val="toc 4"/>
     <w:basedOn w:val="Normal"/>
     <w:next w:val="Normal"/>
@@ -8571,7 +9067,7 @@
       <w:ind w:left="720"/>
     </w:pPr>
   </w:style>
-  <w:style w:type="paragraph" w:styleId="Innehll5">
+  <w:style w:type="paragraph" w:styleId="TOC5">
     <w:name w:val="toc 5"/>
     <w:basedOn w:val="Normal"/>
     <w:next w:val="Normal"/>
@@ -8581,7 +9077,7 @@
       <w:ind w:left="960"/>
     </w:pPr>
   </w:style>
-  <w:style w:type="paragraph" w:styleId="Innehll6">
+  <w:style w:type="paragraph" w:styleId="TOC6">
     <w:name w:val="toc 6"/>
     <w:basedOn w:val="Normal"/>
     <w:next w:val="Normal"/>
@@ -8591,7 +9087,7 @@
       <w:ind w:left="1200"/>
     </w:pPr>
   </w:style>
-  <w:style w:type="paragraph" w:styleId="Innehll7">
+  <w:style w:type="paragraph" w:styleId="TOC7">
     <w:name w:val="toc 7"/>
     <w:basedOn w:val="Normal"/>
     <w:next w:val="Normal"/>
@@ -8601,7 +9097,7 @@
       <w:ind w:left="1440"/>
     </w:pPr>
   </w:style>
-  <w:style w:type="paragraph" w:styleId="Innehll8">
+  <w:style w:type="paragraph" w:styleId="TOC8">
     <w:name w:val="toc 8"/>
     <w:basedOn w:val="Normal"/>
     <w:next w:val="Normal"/>
@@ -8611,7 +9107,7 @@
       <w:ind w:left="1680"/>
     </w:pPr>
   </w:style>
-  <w:style w:type="paragraph" w:styleId="Innehll9">
+  <w:style w:type="paragraph" w:styleId="TOC9">
     <w:name w:val="toc 9"/>
     <w:basedOn w:val="Normal"/>
     <w:next w:val="Normal"/>
@@ -8621,7 +9117,7 @@
       <w:ind w:left="1920"/>
     </w:pPr>
   </w:style>
-  <w:style w:type="character" w:styleId="Hyperlnk">
+  <w:style w:type="character" w:styleId="Hyperlink">
     <w:name w:val="Hyperlink"/>
     <w:uiPriority w:val="99"/>
     <w:rPr>
@@ -8629,7 +9125,7 @@
       <w:u w:val="single"/>
     </w:rPr>
   </w:style>
-  <w:style w:type="paragraph" w:styleId="Sidhuvud">
+  <w:style w:type="paragraph" w:styleId="Header">
     <w:name w:val="header"/>
     <w:basedOn w:val="Normal"/>
     <w:pPr>
@@ -8639,7 +9135,7 @@
       </w:tabs>
     </w:pPr>
   </w:style>
-  <w:style w:type="paragraph" w:styleId="Sidfot">
+  <w:style w:type="paragraph" w:styleId="Footer">
     <w:name w:val="footer"/>
     <w:basedOn w:val="Normal"/>
     <w:pPr>
@@ -8649,11 +9145,11 @@
       </w:tabs>
     </w:pPr>
   </w:style>
-  <w:style w:type="character" w:styleId="Sidnummer">
+  <w:style w:type="character" w:styleId="PageNumber">
     <w:name w:val="page number"/>
-    <w:basedOn w:val="Standardstycketeckensnitt"/>
+    <w:basedOn w:val="DefaultParagraphFont"/>
   </w:style>
-  <w:style w:type="paragraph" w:styleId="Normalwebb">
+  <w:style w:type="paragraph" w:styleId="NormalWeb">
     <w:name w:val="Normal (Web)"/>
     <w:aliases w:val=" webb"/>
     <w:basedOn w:val="Normal"/>
@@ -8702,7 +9198,7 @@
       <w:u w:val="double"/>
     </w:rPr>
   </w:style>
-  <w:style w:type="paragraph" w:styleId="Figurfrteckning">
+  <w:style w:type="paragraph" w:styleId="TableofFigures">
     <w:name w:val="table of figures"/>
     <w:basedOn w:val="Normal"/>
     <w:next w:val="Normal"/>
@@ -8719,7 +9215,7 @@
       <w:spacing w:val="0"/>
     </w:rPr>
   </w:style>
-  <w:style w:type="paragraph" w:styleId="Brdtextmedindrag">
+  <w:style w:type="paragraph" w:styleId="BodyTextIndent">
     <w:name w:val="Body Text Indent"/>
     <w:basedOn w:val="Normal"/>
     <w:pPr>
@@ -8731,17 +9227,17 @@
   </w:style>
   <w:style w:type="character" w:customStyle="1" w:styleId="goohl3">
     <w:name w:val="goohl3"/>
-    <w:basedOn w:val="Standardstycketeckensnitt"/>
+    <w:basedOn w:val="DefaultParagraphFont"/>
   </w:style>
   <w:style w:type="character" w:customStyle="1" w:styleId="goohl1">
     <w:name w:val="goohl1"/>
-    <w:basedOn w:val="Standardstycketeckensnitt"/>
+    <w:basedOn w:val="DefaultParagraphFont"/>
   </w:style>
   <w:style w:type="character" w:customStyle="1" w:styleId="goohl2">
     <w:name w:val="goohl2"/>
-    <w:basedOn w:val="Standardstycketeckensnitt"/>
+    <w:basedOn w:val="DefaultParagraphFont"/>
   </w:style>
-  <w:style w:type="paragraph" w:styleId="Ballongtext">
+  <w:style w:type="paragraph" w:styleId="BalloonText">
     <w:name w:val="Balloon Text"/>
     <w:basedOn w:val="Normal"/>
     <w:semiHidden/>
@@ -8752,7 +9248,7 @@
       <w:szCs w:val="16"/>
     </w:rPr>
   </w:style>
-  <w:style w:type="character" w:styleId="Kommentarsreferens">
+  <w:style w:type="character" w:styleId="CommentReference">
     <w:name w:val="annotation reference"/>
     <w:uiPriority w:val="99"/>
     <w:rsid w:val="00956469"/>
@@ -8761,41 +9257,41 @@
       <w:szCs w:val="16"/>
     </w:rPr>
   </w:style>
-  <w:style w:type="paragraph" w:styleId="Kommentarer">
+  <w:style w:type="paragraph" w:styleId="CommentText">
     <w:name w:val="annotation text"/>
     <w:aliases w:val=" Znak,Znak,Char,Style 7,Char Char Char, Char Char Char, Char"/>
     <w:basedOn w:val="Normal"/>
-    <w:link w:val="KommentarerChar"/>
+    <w:link w:val="CommentTextChar"/>
     <w:uiPriority w:val="99"/>
     <w:rsid w:val="00956469"/>
     <w:rPr>
       <w:sz w:val="20"/>
     </w:rPr>
   </w:style>
-  <w:style w:type="character" w:customStyle="1" w:styleId="KommentarerChar">
-    <w:name w:val="Kommentarer Char"/>
+  <w:style w:type="character" w:customStyle="1" w:styleId="CommentTextChar">
+    <w:name w:val="Comment Text Char"/>
     <w:aliases w:val=" Znak Char,Znak Char,Char Char,Style 7 Char,Char Char Char Char, Char Char Char Char, Char Char"/>
-    <w:link w:val="Kommentarer"/>
+    <w:link w:val="CommentText"/>
     <w:uiPriority w:val="99"/>
     <w:rsid w:val="00956469"/>
     <w:rPr>
       <w:lang w:val="en-US" w:eastAsia="en-US"/>
     </w:rPr>
   </w:style>
-  <w:style w:type="paragraph" w:styleId="Kommentarsmne">
+  <w:style w:type="paragraph" w:styleId="CommentSubject">
     <w:name w:val="annotation subject"/>
-    <w:basedOn w:val="Kommentarer"/>
-    <w:next w:val="Kommentarer"/>
-    <w:link w:val="KommentarsmneChar"/>
+    <w:basedOn w:val="CommentText"/>
+    <w:next w:val="CommentText"/>
+    <w:link w:val="CommentSubjectChar"/>
     <w:rsid w:val="00956469"/>
     <w:rPr>
       <w:b/>
       <w:bCs/>
     </w:rPr>
   </w:style>
-  <w:style w:type="character" w:customStyle="1" w:styleId="KommentarsmneChar">
-    <w:name w:val="Kommentarsämne Char"/>
-    <w:link w:val="Kommentarsmne"/>
+  <w:style w:type="character" w:customStyle="1" w:styleId="CommentSubjectChar">
+    <w:name w:val="Comment Subject Char"/>
+    <w:link w:val="CommentSubject"/>
     <w:rsid w:val="00956469"/>
     <w:rPr>
       <w:b/>
@@ -8803,10 +9299,10 @@
       <w:lang w:val="en-US" w:eastAsia="en-US"/>
     </w:rPr>
   </w:style>
-  <w:style w:type="paragraph" w:styleId="Liststycke">
+  <w:style w:type="paragraph" w:styleId="ListParagraph">
     <w:name w:val="List Paragraph"/>
     <w:basedOn w:val="Normal"/>
-    <w:link w:val="ListstyckeChar"/>
+    <w:link w:val="ListParagraphChar"/>
     <w:uiPriority w:val="34"/>
     <w:qFormat/>
     <w:rsid w:val="00956469"/>
@@ -8818,9 +9314,9 @@
       <w:lang w:eastAsia="sv-SE"/>
     </w:rPr>
   </w:style>
-  <w:style w:type="character" w:customStyle="1" w:styleId="ListstyckeChar">
-    <w:name w:val="Liststycke Char"/>
-    <w:link w:val="Liststycke"/>
+  <w:style w:type="character" w:customStyle="1" w:styleId="ListParagraphChar">
+    <w:name w:val="List Paragraph Char"/>
+    <w:link w:val="ListParagraph"/>
     <w:uiPriority w:val="34"/>
     <w:locked/>
     <w:rsid w:val="00956469"/>
@@ -8867,10 +9363,10 @@
       <w:lang w:val="en-GB" w:eastAsia="fi-FI"/>
     </w:rPr>
   </w:style>
-  <w:style w:type="paragraph" w:styleId="Brdtext3">
+  <w:style w:type="paragraph" w:styleId="BodyText3">
     <w:name w:val="Body Text 3"/>
     <w:basedOn w:val="Normal"/>
-    <w:link w:val="Brdtext3Char"/>
+    <w:link w:val="BodyText3Char"/>
     <w:rsid w:val="00ED6A80"/>
     <w:pPr>
       <w:spacing w:after="120"/>
@@ -8880,10 +9376,10 @@
       <w:szCs w:val="16"/>
     </w:rPr>
   </w:style>
-  <w:style w:type="character" w:customStyle="1" w:styleId="Brdtext3Char">
-    <w:name w:val="Brödtext 3 Char"/>
-    <w:basedOn w:val="Standardstycketeckensnitt"/>
-    <w:link w:val="Brdtext3"/>
+  <w:style w:type="character" w:customStyle="1" w:styleId="BodyText3Char">
+    <w:name w:val="Body Text 3 Char"/>
+    <w:basedOn w:val="DefaultParagraphFont"/>
+    <w:link w:val="BodyText3"/>
     <w:rsid w:val="00ED6A80"/>
     <w:rPr>
       <w:sz w:val="16"/>
